--- a/results/论文_完整版.docx
+++ b/results/论文_完整版.docx
@@ -179,7 +179,21 @@
         <w:rPr>
           <w:lang w:eastAsia="zh-CN"/>
         </w:rPr>
-        <w:t>频率编码方案全面领先于基于位置特异性氨基酸身份的离散编码（One-hot 98,200维：54.6%±0.8%；Integer 4,910维：51.5%±0.3%；Binary 24,550维：49.1%±0.8%），表明位置无关的氨基酸频率统计模式是亚细胞定位的主导信号。SHAP识别的关键二肽特征在独立生物学知识库中得到有力佐证（表1）。窗口消融证实定位信号分散于整条多肽链，而非局限于N端。</w:t>
+        <w:t>频率编码方案全面领先于基于位置特异性氨基酸身份的离散编码（One-hot 98,200维：54.6%±0.8%；Integer 4,910维：51.5%±0.3%；Binary 24,550维：49.1%±0.8%），表明位置无关的氨基酸频率统计模式是亚细胞定位的主导信号。SHAP识别的关键二</w:t>
+      </w:r>
+      <w:proofErr w:type="gramStart"/>
+      <w:r>
+        <w:rPr>
+          <w:lang w:eastAsia="zh-CN"/>
+        </w:rPr>
+        <w:t>肽特征</w:t>
+      </w:r>
+      <w:proofErr w:type="gramEnd"/>
+      <w:r>
+        <w:rPr>
+          <w:lang w:eastAsia="zh-CN"/>
+        </w:rPr>
+        <w:t>在独立生物学知识库中得到有力佐证（表1）。窗口消融证实定位信号分散于整条多肽链，而非局限于N端。</w:t>
       </w:r>
     </w:p>
     <w:p>
@@ -510,7 +524,35 @@
         <w:rPr>
           <w:lang w:eastAsia="zh-CN"/>
         </w:rPr>
-        <w:t>。酵母基因组编码约6,000个开放阅读框（ORF），其亚细胞定位的高通量确定依赖于GFP融合蛋白的荧光显微镜筛选。虽然这些实验数据极大地推动了酵母细胞生物学的发展，但高通量实验仍存在覆盖不完整、注释不一致等问题</w:t>
+        <w:t>。酵母基因组</w:t>
+      </w:r>
+      <w:proofErr w:type="gramStart"/>
+      <w:r>
+        <w:rPr>
+          <w:lang w:eastAsia="zh-CN"/>
+        </w:rPr>
+        <w:t>编码约</w:t>
+      </w:r>
+      <w:proofErr w:type="gramEnd"/>
+      <w:r>
+        <w:rPr>
+          <w:lang w:eastAsia="zh-CN"/>
+        </w:rPr>
+        <w:t>6,000个开放阅读框（ORF），其亚细胞定位的高通量确定依赖于GFP融合蛋白的荧光显微镜筛选。虽然这些实验数据极大地推动了酵母细胞生物学的发展，但高通量</w:t>
+      </w:r>
+      <w:proofErr w:type="gramStart"/>
+      <w:r>
+        <w:rPr>
+          <w:lang w:eastAsia="zh-CN"/>
+        </w:rPr>
+        <w:t>实验仍</w:t>
+      </w:r>
+      <w:proofErr w:type="gramEnd"/>
+      <w:r>
+        <w:rPr>
+          <w:lang w:eastAsia="zh-CN"/>
+        </w:rPr>
+        <w:t>存在覆盖不完整、注释不一致等问题</w:t>
       </w:r>
       <w:r>
         <w:rPr>
@@ -672,7 +714,21 @@
         <w:rPr>
           <w:lang w:eastAsia="zh-CN"/>
         </w:rPr>
-        <w:t>然而，蛋白质的亚细胞定位不仅由N端信号序列决定。核定位信号（NLS）通常由内部碱性氨基酸簇组成</w:t>
+        <w:t>然而，蛋白质的亚细胞定位不仅由N端信号序列决定。核定位信号（NLS）通常由内部碱性氨基酸</w:t>
+      </w:r>
+      <w:proofErr w:type="gramStart"/>
+      <w:r>
+        <w:rPr>
+          <w:lang w:eastAsia="zh-CN"/>
+        </w:rPr>
+        <w:t>簇</w:t>
+      </w:r>
+      <w:proofErr w:type="gramEnd"/>
+      <w:r>
+        <w:rPr>
+          <w:lang w:eastAsia="zh-CN"/>
+        </w:rPr>
+        <w:t>组成</w:t>
       </w:r>
       <w:r>
         <w:rPr>
@@ -700,8 +756,16 @@
         <w:rPr>
           <w:lang w:eastAsia="zh-CN"/>
         </w:rPr>
-        <w:t>，跨膜结构域（transmembrane domains）锚定膜蛋白</w:t>
-      </w:r>
+        <w:t>，跨膜结构域（transmembrane domains）</w:t>
+      </w:r>
+      <w:proofErr w:type="gramStart"/>
+      <w:r>
+        <w:rPr>
+          <w:lang w:eastAsia="zh-CN"/>
+        </w:rPr>
+        <w:t>锚定膜蛋白</w:t>
+      </w:r>
+      <w:proofErr w:type="gramEnd"/>
       <w:r>
         <w:rPr>
           <w:sz w:val="18"/>
@@ -947,7 +1011,21 @@
         <w:rPr>
           <w:lang w:eastAsia="zh-CN"/>
         </w:rPr>
-        <w:t>_{S⊆F\{f}} [|S|!(|F|-|S|-1)! / |F|!] × [v(S∪{f}) - v(S)]，其中F为所有特征集合，S为不包含f的子集，v为模型预测函数。SHAP值具有局部准确性（local accuracy）、缺失性（missingness）和一致性（consistency）三个理想性质，是目前最具理论基础的模型解释方法。</w:t>
+        <w:t>_{S⊆F\{f}} [|S</w:t>
+      </w:r>
+      <w:proofErr w:type="gramStart"/>
+      <w:r>
+        <w:rPr>
+          <w:lang w:eastAsia="zh-CN"/>
+        </w:rPr>
+        <w:t>|!(</w:t>
+      </w:r>
+      <w:proofErr w:type="gramEnd"/>
+      <w:r>
+        <w:rPr>
+          <w:lang w:eastAsia="zh-CN"/>
+        </w:rPr>
+        <w:t>|F|-|S|-1)! / |F|!] × [v(S∪{f}) - v(S)]，其中F为所有特征集合，S为不包含f的子集，v为模型预测函数。SHAP值具有局部准确性（local accuracy）、缺失性（missingness）和一致性（consistency）三个理想性质，是目前最具理论基础的模型解释方法。</w:t>
       </w:r>
     </w:p>
     <w:p>
@@ -1083,7 +1161,21 @@
         <w:rPr>
           <w:lang w:eastAsia="zh-CN"/>
         </w:rPr>
-        <w:t>频率编码是序列分析领域最经典的表示方法之一。将蛋白质序列转化为固定长度的数值特征向量是机器学习的必要前处理步骤，而k-</w:t>
+        <w:t>频率编码是序列分析领域</w:t>
+      </w:r>
+      <w:proofErr w:type="gramStart"/>
+      <w:r>
+        <w:rPr>
+          <w:lang w:eastAsia="zh-CN"/>
+        </w:rPr>
+        <w:t>最</w:t>
+      </w:r>
+      <w:proofErr w:type="gramEnd"/>
+      <w:r>
+        <w:rPr>
+          <w:lang w:eastAsia="zh-CN"/>
+        </w:rPr>
+        <w:t>经典的表示方法之一。将蛋白质序列转化为固定长度的数值特征向量是机器学习的必要前处理步骤，而k-</w:t>
       </w:r>
       <w:proofErr w:type="spellStart"/>
       <w:r>
@@ -1097,7 +1189,21 @@
         <w:rPr>
           <w:lang w:eastAsia="zh-CN"/>
         </w:rPr>
-        <w:t>频率编码因其计算效率高、生物学可解释性强而得到广泛应用</w:t>
+        <w:t>频率</w:t>
+      </w:r>
+      <w:proofErr w:type="gramStart"/>
+      <w:r>
+        <w:rPr>
+          <w:lang w:eastAsia="zh-CN"/>
+        </w:rPr>
+        <w:t>编码因</w:t>
+      </w:r>
+      <w:proofErr w:type="gramEnd"/>
+      <w:r>
+        <w:rPr>
+          <w:lang w:eastAsia="zh-CN"/>
+        </w:rPr>
+        <w:t>其计算效率高、生物学可解释性强而得到广泛应用</w:t>
       </w:r>
       <w:r>
         <w:rPr>
@@ -1144,7 +1250,21 @@
         <w:rPr>
           <w:lang w:eastAsia="zh-CN"/>
         </w:rPr>
-        <w:t>综上所述，当前蛋白质亚细胞定位的计算预测研究存在以下核心缺口：（1）缺乏在统一的酵母数据集上对多种编码方案和多种机器学习模型的系统性比较，研究者通常仅报告单一编码×单一模型的性能，难以指导后续研究的方法选择；（2）多数高精度方法（如深度学习）的"黑箱"性质使得生物学可解释性成为关键瓶颈，模型发现的特征鲜少与独立生物学知识进行严格交叉验证；（3）亚细胞定位信号在蛋白质序列中的空间分布特征——即定位信息是主要集中于N端信号区域，还是分散于整条多肽链——在系统层面缺乏定量评估。</w:t>
+        <w:t>综上所述，当前蛋白质亚细胞定位的计算预测研究存在以下核心缺口：（1）缺乏在统一的酵母数据集上对多种编码方案和多种机器学习模型的系统性比较，研究者通常仅报告单</w:t>
+      </w:r>
+      <w:proofErr w:type="gramStart"/>
+      <w:r>
+        <w:rPr>
+          <w:lang w:eastAsia="zh-CN"/>
+        </w:rPr>
+        <w:t>一</w:t>
+      </w:r>
+      <w:proofErr w:type="gramEnd"/>
+      <w:r>
+        <w:rPr>
+          <w:lang w:eastAsia="zh-CN"/>
+        </w:rPr>
+        <w:t>编码×单一模型的性能，难以指导后续研究的方法选择；（2）多数高精度方法（如深度学习）的"黑箱"性质使得生物学可解释性成为关键瓶颈，模型发现的特征鲜少与独立生物学知识进行严格交叉验证；（3）亚细胞定位信号在蛋白质序列中的空间分布特征——即定位信息是主要集中于N端信号区域，还是分散于整条多肽链——在系统层面缺乏定量评估。</w:t>
       </w:r>
     </w:p>
     <w:p>
@@ -1190,118 +1310,648 @@
         <w:rPr>
           <w:lang w:eastAsia="zh-CN"/>
         </w:rPr>
-        <w:t>本研究的方法学框架不限于酵母，可为其他真核生物体系——乃至原核生物——的蛋白质亚细胞定位预测研究提供通用范式。同时，研究所识别的关键序列特征（如特定二肽与定位类别的关联）有望为蛋白质工程、药物靶点发现和疾病机制研究提供候选分子特征。</w:t>
+        <w:t>本研究的方法学框架不限于酵母，可为其他真核生物体系——乃至原核生物——的蛋白质亚细胞定位预测研究提供通用范式。同时，研究所识别的关键序列特征（如特定</w:t>
+      </w:r>
+      <w:proofErr w:type="gramStart"/>
+      <w:r>
+        <w:rPr>
+          <w:lang w:eastAsia="zh-CN"/>
+        </w:rPr>
+        <w:t>二肽与定位</w:t>
+      </w:r>
+      <w:proofErr w:type="gramEnd"/>
+      <w:r>
+        <w:rPr>
+          <w:lang w:eastAsia="zh-CN"/>
+        </w:rPr>
+        <w:t>类别的关联）有望为蛋白质工程、药物靶点发现和疾病机制研究提供候选分子特征。</w:t>
       </w:r>
     </w:p>
     <w:p>
       <w:pPr>
         <w:pStyle w:val="1"/>
-      </w:pPr>
-      <w:r>
         <w:rPr>
           <w:rFonts w:ascii="黑体" w:eastAsia="黑体" w:hAnsi="黑体"/>
           <w:color w:val="000000"/>
-        </w:rPr>
-        <w:t xml:space="preserve">2  </w:t>
-      </w:r>
-      <w:proofErr w:type="spellStart"/>
+          <w:lang w:eastAsia="zh-CN"/>
+        </w:rPr>
+      </w:pPr>
+      <w:proofErr w:type="gramStart"/>
       <w:r>
         <w:rPr>
           <w:rFonts w:ascii="黑体" w:eastAsia="黑体" w:hAnsi="黑体"/>
           <w:color w:val="000000"/>
         </w:rPr>
+        <w:t xml:space="preserve">2  </w:t>
+      </w:r>
+      <w:proofErr w:type="spellStart"/>
+      <w:r>
+        <w:rPr>
+          <w:rFonts w:ascii="黑体" w:eastAsia="黑体" w:hAnsi="黑体"/>
+          <w:color w:val="000000"/>
+        </w:rPr>
         <w:t>方法</w:t>
+      </w:r>
+      <w:proofErr w:type="spellEnd"/>
+      <w:proofErr w:type="gramEnd"/>
+    </w:p>
+    <w:p>
+      <w:pPr>
+        <w:ind w:firstLineChars="200" w:firstLine="480"/>
+        <w:rPr>
+          <w:rFonts w:hint="eastAsia"/>
+          <w:lang w:eastAsia="zh-CN"/>
+        </w:rPr>
+      </w:pPr>
+      <w:r>
+        <w:rPr>
+          <w:rFonts w:hint="eastAsia"/>
+          <w:lang w:eastAsia="zh-CN"/>
+        </w:rPr>
+        <w:t>本文全程使用deepseek-v4-pro模型辅助完成，使用agent为</w:t>
+      </w:r>
+      <w:proofErr w:type="spellStart"/>
+      <w:r>
+        <w:rPr>
+          <w:rFonts w:hint="eastAsia"/>
+          <w:lang w:eastAsia="zh-CN"/>
+        </w:rPr>
+        <w:t>openclaw</w:t>
+      </w:r>
+      <w:proofErr w:type="spellEnd"/>
+      <w:r>
+        <w:rPr>
+          <w:rFonts w:hint="eastAsia"/>
+          <w:lang w:eastAsia="zh-CN"/>
+        </w:rPr>
+        <w:t xml:space="preserve"> 2026.5.26</w:t>
+      </w:r>
+    </w:p>
+    <w:p>
+      <w:pPr>
+        <w:pStyle w:val="21"/>
+      </w:pPr>
+      <w:r>
+        <w:rPr>
+          <w:rFonts w:ascii="黑体" w:eastAsia="黑体" w:hAnsi="黑体"/>
+          <w:color w:val="000000"/>
+        </w:rPr>
+        <w:t xml:space="preserve">2.1 </w:t>
+      </w:r>
+      <w:proofErr w:type="spellStart"/>
+      <w:r>
+        <w:rPr>
+          <w:rFonts w:ascii="黑体" w:eastAsia="黑体" w:hAnsi="黑体"/>
+          <w:color w:val="000000"/>
+        </w:rPr>
+        <w:t>数据获取与预处理</w:t>
       </w:r>
       <w:proofErr w:type="spellEnd"/>
     </w:p>
     <w:p>
       <w:pPr>
+        <w:spacing w:line="360" w:lineRule="auto"/>
+        <w:ind w:firstLine="420"/>
+        <w:rPr>
+          <w:rFonts w:hint="eastAsia"/>
+        </w:rPr>
+      </w:pPr>
+      <w:r>
+        <w:t>本研究以模式生物酿酒酵母（Saccharomyces cerevisiae，菌株S288C）为研究对象。蛋白质序列数据和亚细胞定位注释来源于两大数据库：UniProt</w:t>
+      </w:r>
+      <w:proofErr w:type="gramStart"/>
+      <w:r>
+        <w:t>知识库</w:t>
+      </w:r>
+      <w:r>
+        <w:rPr>
+          <w:sz w:val="18"/>
+          <w:vertAlign w:val="superscript"/>
+        </w:rPr>
+        <w:t>[</w:t>
+      </w:r>
+      <w:proofErr w:type="gramEnd"/>
+      <w:r>
+        <w:rPr>
+          <w:sz w:val="18"/>
+          <w:vertAlign w:val="superscript"/>
+        </w:rPr>
+        <w:t>1]</w:t>
+      </w:r>
+      <w:r>
+        <w:lastRenderedPageBreak/>
+        <w:t xml:space="preserve">和Saccharomyces Genome </w:t>
+      </w:r>
+      <w:proofErr w:type="gramStart"/>
+      <w:r>
+        <w:t>Database</w:t>
+      </w:r>
+      <w:r>
+        <w:rPr>
+          <w:sz w:val="18"/>
+          <w:vertAlign w:val="superscript"/>
+        </w:rPr>
+        <w:t>[2]</w:t>
+      </w:r>
+      <w:r>
+        <w:t>。</w:t>
+      </w:r>
+      <w:proofErr w:type="gramEnd"/>
+      <w:r>
+        <w:t>蛋白质序列通过UniProt REST API批量获取，亚细胞定位注释信息从SGD的基因本体（Gene Ontology, GO）细胞组分（Cellular Component, CC）</w:t>
+      </w:r>
+      <w:proofErr w:type="gramStart"/>
+      <w:r>
+        <w:t>注释中提取</w:t>
+      </w:r>
+      <w:r>
+        <w:rPr>
+          <w:sz w:val="18"/>
+          <w:vertAlign w:val="superscript"/>
+        </w:rPr>
+        <w:t>[3]</w:t>
+      </w:r>
+      <w:r>
+        <w:t>。</w:t>
+      </w:r>
+      <w:proofErr w:type="gramEnd"/>
+    </w:p>
+    <w:p>
+      <w:pPr>
+        <w:spacing w:line="360" w:lineRule="auto"/>
+        <w:ind w:firstLine="420"/>
+        <w:rPr>
+          <w:rFonts w:hint="eastAsia"/>
+          <w:lang w:eastAsia="zh-CN"/>
+        </w:rPr>
+      </w:pPr>
+      <w:r>
+        <w:rPr>
+          <w:lang w:eastAsia="zh-CN"/>
+        </w:rPr>
+        <w:t>数据预处理流程如下：首先排除序列长度小于50或大于5000个氨基酸的异常序列；其次排除亚细胞定位注释缺失或注释为"Unknown"的蛋白质；对于具有多定位注释的蛋白质，优先选取手动注释（manually curated）且注释来源为SGD的定位作为主标签。最后根据定位分布，将蛋白质分为五大类别：细胞质（Cytoplasm，n=801）、膜/分泌途径、线粒体（Mitochondria，n=762）、细胞核和其他（Other，n=156），共计4,863条非冗余蛋白质序列。</w:t>
+      </w:r>
+    </w:p>
+    <w:p>
+      <w:pPr>
+        <w:spacing w:line="360" w:lineRule="auto"/>
+        <w:ind w:firstLine="420"/>
+        <w:rPr>
+          <w:rFonts w:hint="eastAsia"/>
+          <w:lang w:eastAsia="zh-CN"/>
+        </w:rPr>
+      </w:pPr>
+      <w:r>
+        <w:rPr>
+          <w:lang w:eastAsia="zh-CN"/>
+        </w:rPr>
+        <w:t>将</w:t>
+      </w:r>
+      <w:proofErr w:type="gramStart"/>
+      <w:r>
+        <w:rPr>
+          <w:lang w:eastAsia="zh-CN"/>
+        </w:rPr>
+        <w:t>数据集按</w:t>
+      </w:r>
+      <w:proofErr w:type="gramEnd"/>
+      <w:r>
+        <w:rPr>
+          <w:lang w:eastAsia="zh-CN"/>
+        </w:rPr>
+        <w:t>8:2的比例随机划分为训练集（3,890条）和测试集（973条），采用分层抽样（stratified sampling）保证各类别比例在划分前后一致。训练集用于模型训练与交叉验证，</w:t>
+      </w:r>
+      <w:proofErr w:type="gramStart"/>
+      <w:r>
+        <w:rPr>
+          <w:lang w:eastAsia="zh-CN"/>
+        </w:rPr>
+        <w:t>测试集仅用于</w:t>
+      </w:r>
+      <w:proofErr w:type="gramEnd"/>
+      <w:r>
+        <w:rPr>
+          <w:lang w:eastAsia="zh-CN"/>
+        </w:rPr>
+        <w:t>最终性能评估。</w:t>
+      </w:r>
+    </w:p>
+    <w:p>
+      <w:pPr>
         <w:pStyle w:val="21"/>
+        <w:rPr>
+          <w:lang w:eastAsia="zh-CN"/>
+        </w:rPr>
       </w:pPr>
       <w:r>
         <w:rPr>
           <w:rFonts w:ascii="黑体" w:eastAsia="黑体" w:hAnsi="黑体"/>
           <w:color w:val="000000"/>
-        </w:rPr>
-        <w:t>2.1 数据获取与预处理</w:t>
+          <w:lang w:eastAsia="zh-CN"/>
+        </w:rPr>
+        <w:t>2.2 特征工程</w:t>
       </w:r>
     </w:p>
     <w:p>
       <w:pPr>
+        <w:pStyle w:val="31"/>
+        <w:rPr>
+          <w:lang w:eastAsia="zh-CN"/>
+        </w:rPr>
+      </w:pPr>
+      <w:r>
+        <w:rPr>
+          <w:rFonts w:ascii="黑体" w:eastAsia="黑体" w:hAnsi="黑体"/>
+          <w:color w:val="000000"/>
+          <w:lang w:eastAsia="zh-CN"/>
+        </w:rPr>
+        <w:t>2.2.1 k-</w:t>
+      </w:r>
+      <w:proofErr w:type="spellStart"/>
+      <w:r>
+        <w:rPr>
+          <w:rFonts w:ascii="黑体" w:eastAsia="黑体" w:hAnsi="黑体"/>
+          <w:color w:val="000000"/>
+          <w:lang w:eastAsia="zh-CN"/>
+        </w:rPr>
+        <w:t>mer</w:t>
+      </w:r>
+      <w:proofErr w:type="spellEnd"/>
+      <w:r>
+        <w:rPr>
+          <w:rFonts w:ascii="黑体" w:eastAsia="黑体" w:hAnsi="黑体"/>
+          <w:color w:val="000000"/>
+          <w:lang w:eastAsia="zh-CN"/>
+        </w:rPr>
+        <w:t>频率编码</w:t>
+      </w:r>
+    </w:p>
+    <w:p>
+      <w:pPr>
         <w:spacing w:line="360" w:lineRule="auto"/>
         <w:ind w:firstLine="420"/>
         <w:rPr>
           <w:rFonts w:hint="eastAsia"/>
-        </w:rPr>
-      </w:pPr>
-      <w:r>
-        <w:t>本研究以模式生物酿酒酵母（Saccharomyces cerevisiae，菌株S288C）为研究对象。蛋白质序列数据和亚细胞定位注释来源于两大数据库：UniProt知识库</w:t>
+          <w:lang w:eastAsia="zh-CN"/>
+        </w:rPr>
+      </w:pPr>
+      <w:r>
+        <w:rPr>
+          <w:lang w:eastAsia="zh-CN"/>
+        </w:rPr>
+        <w:t>k-</w:t>
+      </w:r>
+      <w:proofErr w:type="spellStart"/>
+      <w:r>
+        <w:rPr>
+          <w:lang w:eastAsia="zh-CN"/>
+        </w:rPr>
+        <w:t>mer</w:t>
+      </w:r>
+      <w:proofErr w:type="spellEnd"/>
+      <w:r>
+        <w:rPr>
+          <w:lang w:eastAsia="zh-CN"/>
+        </w:rPr>
+        <w:t>频率编码是生物信息学中蛋白质和核酸序列分析的标准方法，其将序列中长度为k的连续氨基酸片段（k-</w:t>
+      </w:r>
+      <w:proofErr w:type="spellStart"/>
+      <w:r>
+        <w:rPr>
+          <w:lang w:eastAsia="zh-CN"/>
+        </w:rPr>
+        <w:t>mer</w:t>
+      </w:r>
+      <w:proofErr w:type="spellEnd"/>
+      <w:r>
+        <w:rPr>
+          <w:lang w:eastAsia="zh-CN"/>
+        </w:rPr>
+        <w:t>）的出现频率作为特征向量</w:t>
       </w:r>
       <w:r>
         <w:rPr>
           <w:sz w:val="18"/>
           <w:vertAlign w:val="superscript"/>
-        </w:rPr>
-        <w:t>[1]</w:t>
-      </w:r>
-      <w:r>
-        <w:t>和Saccharomyces Genome Database</w:t>
+          <w:lang w:eastAsia="zh-CN"/>
+        </w:rPr>
+        <w:t>[4,5]</w:t>
+      </w:r>
+      <w:r>
+        <w:rPr>
+          <w:lang w:eastAsia="zh-CN"/>
+        </w:rPr>
+        <w:t>。对于20种标准氨基酸，k=1时产生20维特征向量（AAC，单氨基酸组成），k=2时产生20²=400维特征向量（DPC，二肽组成），k=3时产生20³=8000维特征向量（TPC，三肽组成）。对于长度为L的蛋白质序列，k-</w:t>
+      </w:r>
+      <w:proofErr w:type="spellStart"/>
+      <w:r>
+        <w:rPr>
+          <w:lang w:eastAsia="zh-CN"/>
+        </w:rPr>
+        <w:t>mer</w:t>
+      </w:r>
+      <w:proofErr w:type="spellEnd"/>
+      <w:r>
+        <w:rPr>
+          <w:lang w:eastAsia="zh-CN"/>
+        </w:rPr>
+        <w:t xml:space="preserve"> </w:t>
+      </w:r>
+      <w:proofErr w:type="spellStart"/>
+      <w:r>
+        <w:rPr>
+          <w:lang w:eastAsia="zh-CN"/>
+        </w:rPr>
+        <w:t>i</w:t>
+      </w:r>
+      <w:proofErr w:type="spellEnd"/>
+      <w:r>
+        <w:rPr>
+          <w:lang w:eastAsia="zh-CN"/>
+        </w:rPr>
+        <w:t>的频率 f(k-</w:t>
+      </w:r>
+      <w:proofErr w:type="spellStart"/>
+      <w:r>
+        <w:rPr>
+          <w:lang w:eastAsia="zh-CN"/>
+        </w:rPr>
+        <w:t>mer_i</w:t>
+      </w:r>
+      <w:proofErr w:type="spellEnd"/>
+      <w:r>
+        <w:rPr>
+          <w:lang w:eastAsia="zh-CN"/>
+        </w:rPr>
+        <w:t>) = count(k-</w:t>
+      </w:r>
+      <w:proofErr w:type="spellStart"/>
+      <w:r>
+        <w:rPr>
+          <w:lang w:eastAsia="zh-CN"/>
+        </w:rPr>
+        <w:t>mer_i</w:t>
+      </w:r>
+      <w:proofErr w:type="spellEnd"/>
+      <w:r>
+        <w:rPr>
+          <w:lang w:eastAsia="zh-CN"/>
+        </w:rPr>
+        <w:t>) / (L - k + 1)，其中count(k-</w:t>
+      </w:r>
+      <w:proofErr w:type="spellStart"/>
+      <w:r>
+        <w:rPr>
+          <w:lang w:eastAsia="zh-CN"/>
+        </w:rPr>
+        <w:t>mer_i</w:t>
+      </w:r>
+      <w:proofErr w:type="spellEnd"/>
+      <w:r>
+        <w:rPr>
+          <w:lang w:eastAsia="zh-CN"/>
+        </w:rPr>
+        <w:t>)为k-</w:t>
+      </w:r>
+      <w:proofErr w:type="spellStart"/>
+      <w:r>
+        <w:rPr>
+          <w:lang w:eastAsia="zh-CN"/>
+        </w:rPr>
+        <w:t>mer</w:t>
+      </w:r>
+      <w:proofErr w:type="spellEnd"/>
+      <w:r>
+        <w:rPr>
+          <w:lang w:eastAsia="zh-CN"/>
+        </w:rPr>
+        <w:t xml:space="preserve"> i在序列中出现的次数。此外，本研究构建了k=1与k=2的融合编码方案（420维），通过将20维AAC向量与400维DPC向量直接拼接（concatenation）获得。</w:t>
+      </w:r>
+    </w:p>
+    <w:p>
+      <w:pPr>
+        <w:pStyle w:val="31"/>
+        <w:rPr>
+          <w:lang w:eastAsia="zh-CN"/>
+        </w:rPr>
+      </w:pPr>
+      <w:r>
+        <w:rPr>
+          <w:rFonts w:ascii="黑体" w:eastAsia="黑体" w:hAnsi="黑体"/>
+          <w:color w:val="000000"/>
+          <w:lang w:eastAsia="zh-CN"/>
+        </w:rPr>
+        <w:t>2.2.2 离散编码方案</w:t>
+      </w:r>
+    </w:p>
+    <w:p>
+      <w:pPr>
+        <w:spacing w:line="360" w:lineRule="auto"/>
+        <w:ind w:firstLine="420"/>
+        <w:rPr>
+          <w:rFonts w:hint="eastAsia"/>
+          <w:lang w:eastAsia="zh-CN"/>
+        </w:rPr>
+      </w:pPr>
+      <w:r>
+        <w:rPr>
+          <w:lang w:eastAsia="zh-CN"/>
+        </w:rPr>
+        <w:t xml:space="preserve">为评估不同编码策略对预测性能的影响，本研究还实现了三种离散编码方案：（1）二进制编码（Binary，24,550维）：将每条序列填充至最长蛋白长度4910个残基，每个残基用5位二进制表示，展平为 5×n 维（最长蛋白 </w:t>
+      </w:r>
+      <w:r>
+        <w:rPr>
+          <w:lang w:eastAsia="zh-CN"/>
+        </w:rPr>
+        <w:lastRenderedPageBreak/>
+        <w:t>5×4910=24,550）；（2）整数编码（Integer，4,910维）：将序列填充至最长蛋白长度4910个残基（最长蛋白长度4910），每个残基用其氨基酸索引（0-19）表示；（3）One-hot展平编码（98,200维）：将序列填充至最长蛋白长度4910个残基（最长蛋白长度4910），每个残基用20位One-hot向量表示，展平为 20×n 维（n为序列长度，最长蛋白n=4910，</w:t>
+      </w:r>
+      <w:proofErr w:type="gramStart"/>
+      <w:r>
+        <w:rPr>
+          <w:lang w:eastAsia="zh-CN"/>
+        </w:rPr>
+        <w:t>故最大维</w:t>
+      </w:r>
+      <w:proofErr w:type="gramEnd"/>
+      <w:r>
+        <w:rPr>
+          <w:lang w:eastAsia="zh-CN"/>
+        </w:rPr>
+        <w:t>度为20×4910=98,200）。这些高维编码方案主要用于展示维度灾难</w:t>
       </w:r>
       <w:r>
         <w:rPr>
           <w:sz w:val="18"/>
           <w:vertAlign w:val="superscript"/>
-        </w:rPr>
-        <w:t>[2]</w:t>
-      </w:r>
-      <w:r>
-        <w:t>。蛋白质序列通过UniProt REST API批量获</w:t>
-      </w:r>
-      <w:r>
-        <w:lastRenderedPageBreak/>
-        <w:t>取，亚细胞定位注释信息从SGD的基因本体（Gene Ontology, GO）细胞组分（Cellular Component, CC）注释中提取</w:t>
+          <w:lang w:eastAsia="zh-CN"/>
+        </w:rPr>
+        <w:t>[6]</w:t>
+      </w:r>
+      <w:r>
+        <w:rPr>
+          <w:lang w:eastAsia="zh-CN"/>
+        </w:rPr>
+        <w:t>对模型性能的影响。各编码维度由数据集最长蛋白质序列长度（n=4910 aa）决定；其中维度计算公式为：One-hot = n × 20（n为最长蛋白长度4910，共98,200维），Binary = n × 5（24,550维），Integer = n（4,910维）。所有短于4910 aa的蛋白质序列末尾以零向量补齐（zero-padding），完整保留所有序列信息。</w:t>
+      </w:r>
+    </w:p>
+    <w:p>
+      <w:pPr>
+        <w:pStyle w:val="21"/>
+        <w:rPr>
+          <w:lang w:eastAsia="zh-CN"/>
+        </w:rPr>
+      </w:pPr>
+      <w:r>
+        <w:rPr>
+          <w:rFonts w:ascii="黑体" w:eastAsia="黑体" w:hAnsi="黑体"/>
+          <w:color w:val="000000"/>
+          <w:lang w:eastAsia="zh-CN"/>
+        </w:rPr>
+        <w:t>2.3 机器学习模型</w:t>
+      </w:r>
+    </w:p>
+    <w:p>
+      <w:pPr>
+        <w:pStyle w:val="31"/>
+        <w:rPr>
+          <w:lang w:eastAsia="zh-CN"/>
+        </w:rPr>
+      </w:pPr>
+      <w:r>
+        <w:rPr>
+          <w:rFonts w:ascii="黑体" w:eastAsia="黑体" w:hAnsi="黑体"/>
+          <w:color w:val="000000"/>
+          <w:lang w:eastAsia="zh-CN"/>
+        </w:rPr>
+        <w:t>2.3.1 逻辑回归</w:t>
+      </w:r>
+    </w:p>
+    <w:p>
+      <w:pPr>
+        <w:spacing w:line="360" w:lineRule="auto"/>
+        <w:ind w:firstLine="420"/>
+        <w:rPr>
+          <w:rFonts w:hint="eastAsia"/>
+        </w:rPr>
+      </w:pPr>
+      <w:proofErr w:type="spellStart"/>
+      <w:r>
+        <w:t>逻辑回归（Logistic</w:t>
+      </w:r>
+      <w:proofErr w:type="spellEnd"/>
+      <w:r>
+        <w:t xml:space="preserve"> Regression）</w:t>
+      </w:r>
+      <w:proofErr w:type="gramStart"/>
+      <w:r>
+        <w:t>是一种广义线性分类模型</w:t>
       </w:r>
       <w:r>
         <w:rPr>
           <w:sz w:val="18"/>
           <w:vertAlign w:val="superscript"/>
         </w:rPr>
-        <w:t>[3]</w:t>
+        <w:t>[7]</w:t>
       </w:r>
       <w:r>
         <w:t>。</w:t>
+      </w:r>
+      <w:proofErr w:type="gramEnd"/>
+      <w:r>
+        <w:t>本研究采用L2正则化（Ridge），正则化强度C=1.0，使用L-BFGS优化算法，最大迭代次数1000。多分类采用one-vs-rest（OvR）策略。</w:t>
       </w:r>
     </w:p>
     <w:p>
       <w:pPr>
+        <w:pStyle w:val="31"/>
+      </w:pPr>
+      <w:r>
+        <w:rPr>
+          <w:rFonts w:ascii="黑体" w:eastAsia="黑体" w:hAnsi="黑体"/>
+          <w:color w:val="000000"/>
+        </w:rPr>
+        <w:t>2.3.2 随机森林</w:t>
+      </w:r>
+    </w:p>
+    <w:p>
+      <w:pPr>
         <w:spacing w:line="360" w:lineRule="auto"/>
         <w:ind w:firstLine="420"/>
         <w:rPr>
           <w:rFonts w:hint="eastAsia"/>
-          <w:lang w:eastAsia="zh-CN"/>
-        </w:rPr>
-      </w:pPr>
-      <w:r>
-        <w:rPr>
-          <w:lang w:eastAsia="zh-CN"/>
-        </w:rPr>
-        <w:t>数据预处理流程如下：首先排除序列长度小于50或大于5000个氨基酸的异常序列；其次排除亚细胞定位注释缺失或注释为"Unknown"的蛋白质；对于具有多定位注释的蛋白质，优先选取手动注释（manually curated）且注释来源为SGD的定位作为主标签。最后根据定位分布，将蛋白质分为五大类别：细胞质（Cytoplasm，n=801）、膜/分泌途径、线粒体（Mitochondria，n=762）、细胞核和其他（Other，n=156），共计4,863条非冗余蛋白质序列。</w:t>
+        </w:rPr>
+      </w:pPr>
+      <w:r>
+        <w:t>随机森林（Random Forest）是一种基于Bagging</w:t>
+      </w:r>
+      <w:proofErr w:type="gramStart"/>
+      <w:r>
+        <w:t>的集成学习算法</w:t>
+      </w:r>
+      <w:r>
+        <w:rPr>
+          <w:sz w:val="18"/>
+          <w:vertAlign w:val="superscript"/>
+        </w:rPr>
+        <w:t>[8]</w:t>
+      </w:r>
+      <w:r>
+        <w:t>，</w:t>
+      </w:r>
+      <w:proofErr w:type="gramEnd"/>
+      <w:r>
+        <w:t>通过构建多棵决策树并以多数投票确定最终类别。参数设置：n_estimators=200，max_depth=None，分裂准则为基尼不纯度（Gini impurity），特征采样采用sqrt策略。</w:t>
       </w:r>
     </w:p>
     <w:p>
       <w:pPr>
+        <w:pStyle w:val="31"/>
+      </w:pPr>
+      <w:r>
+        <w:rPr>
+          <w:rFonts w:ascii="黑体" w:eastAsia="黑体" w:hAnsi="黑体"/>
+          <w:color w:val="000000"/>
+        </w:rPr>
+        <w:t>2.3.3 XGBoost</w:t>
+      </w:r>
+    </w:p>
+    <w:p>
+      <w:pPr>
         <w:spacing w:line="360" w:lineRule="auto"/>
         <w:ind w:firstLine="420"/>
         <w:rPr>
           <w:rFonts w:hint="eastAsia"/>
-          <w:lang w:eastAsia="zh-CN"/>
-        </w:rPr>
-      </w:pPr>
-      <w:r>
-        <w:rPr>
-          <w:lang w:eastAsia="zh-CN"/>
-        </w:rPr>
-        <w:t>将数据集按8:2的比例随机划分为训练集（3,890条）和测试集（973条），采用分层抽样（stratified sampling）保证各类别比例在划分前后一致。训练集用于模型训练与交叉验证，测试集仅用于最终性能评估。</w:t>
+        </w:rPr>
+      </w:pPr>
+      <w:r>
+        <w:t>XGBoost（eXtreme Gradient Boosting）</w:t>
+      </w:r>
+      <w:proofErr w:type="gramStart"/>
+      <w:r>
+        <w:t>是一种基于梯度提升的集成学习算法</w:t>
+      </w:r>
+      <w:r>
+        <w:rPr>
+          <w:sz w:val="18"/>
+          <w:vertAlign w:val="superscript"/>
+        </w:rPr>
+        <w:t>[9]</w:t>
+      </w:r>
+      <w:r>
+        <w:t>，</w:t>
+      </w:r>
+      <w:proofErr w:type="gramEnd"/>
+      <w:r>
+        <w:t>通过逐步添加弱学习器（决策树）以最小化带正则项的损失函数。参数设置：learning_rate=0.1，n_estimators=200，max_depth=6，L2正则化λ=1.0，subsample=0.8，colsample_bytree=0.8。目标函数为</w:t>
+      </w:r>
+      <w:proofErr w:type="gramStart"/>
+      <w:r>
+        <w:t>multi:softprob</w:t>
+      </w:r>
+      <w:proofErr w:type="gramEnd"/>
+      <w:r>
+        <w:t>，评估指标为mlogloss。使用XGBoost v2.0.3（downgraded）以兼容SHAP的TreeExplainer接口。</w:t>
       </w:r>
     </w:p>
     <w:p>
@@ -1317,41 +1967,122 @@
           <w:color w:val="000000"/>
           <w:lang w:eastAsia="zh-CN"/>
         </w:rPr>
-        <w:t>2.2 特征工程</w:t>
+        <w:lastRenderedPageBreak/>
+        <w:t>2.4 实验设计</w:t>
       </w:r>
     </w:p>
     <w:p>
       <w:pPr>
-        <w:pStyle w:val="31"/>
-        <w:rPr>
-          <w:lang w:eastAsia="zh-CN"/>
-        </w:rPr>
+        <w:spacing w:line="360" w:lineRule="auto"/>
+        <w:ind w:firstLine="420"/>
+        <w:rPr>
+          <w:rFonts w:hint="eastAsia"/>
+          <w:lang w:eastAsia="zh-CN"/>
+        </w:rPr>
+      </w:pPr>
+      <w:r>
+        <w:rPr>
+          <w:lang w:eastAsia="zh-CN"/>
+        </w:rPr>
+        <w:t>本研究设计了层次递进的实验方案：（1）模型×编码矩阵对比：3种模型（</w:t>
+      </w:r>
+      <w:proofErr w:type="spellStart"/>
+      <w:r>
+        <w:rPr>
+          <w:lang w:eastAsia="zh-CN"/>
+        </w:rPr>
+        <w:t>LogReg</w:t>
+      </w:r>
+      <w:proofErr w:type="spellEnd"/>
+      <w:r>
+        <w:rPr>
+          <w:lang w:eastAsia="zh-CN"/>
+        </w:rPr>
+        <w:t>、RF、</w:t>
+      </w:r>
+      <w:proofErr w:type="spellStart"/>
+      <w:r>
+        <w:rPr>
+          <w:lang w:eastAsia="zh-CN"/>
+        </w:rPr>
+        <w:t>XGBoost</w:t>
+      </w:r>
+      <w:proofErr w:type="spellEnd"/>
+      <w:r>
+        <w:rPr>
+          <w:lang w:eastAsia="zh-CN"/>
+        </w:rPr>
+        <w:t>）×7种编码方案的完整实验矩阵，共21组实验，每组重复3次（种子123、456、789），评价指标为准确率（均值±标准差）；（2）可解释性分析：基于k=2 DPC编码的</w:t>
+      </w:r>
+      <w:proofErr w:type="spellStart"/>
+      <w:r>
+        <w:rPr>
+          <w:lang w:eastAsia="zh-CN"/>
+        </w:rPr>
+        <w:t>XGBoost</w:t>
+      </w:r>
+      <w:proofErr w:type="spellEnd"/>
+      <w:r>
+        <w:rPr>
+          <w:lang w:eastAsia="zh-CN"/>
+        </w:rPr>
+        <w:t>模型，采用SHAP</w:t>
+      </w:r>
+      <w:r>
+        <w:rPr>
+          <w:sz w:val="18"/>
+          <w:vertAlign w:val="superscript"/>
+          <w:lang w:eastAsia="zh-CN"/>
+        </w:rPr>
+        <w:t>[10]</w:t>
+      </w:r>
+      <w:r>
+        <w:rPr>
+          <w:lang w:eastAsia="zh-CN"/>
+        </w:rPr>
+        <w:t>进行全局和类别特异性可解释性分析，使用</w:t>
+      </w:r>
+      <w:proofErr w:type="spellStart"/>
+      <w:r>
+        <w:rPr>
+          <w:lang w:eastAsia="zh-CN"/>
+        </w:rPr>
+        <w:t>TreeExplainer</w:t>
+      </w:r>
+      <w:proofErr w:type="spellEnd"/>
+      <w:r>
+        <w:rPr>
+          <w:lang w:eastAsia="zh-CN"/>
+        </w:rPr>
+        <w:t>计算Shapley值的精确近似；（3）生物学佐证：通过SGD GO注释交叉对照和Fisher精确检验验证关键特征的生物学合理性；（4）窗口消融实验：对比完整序列与不同截断窗口的预测性能，解析定位信号的空间分布。</w:t>
+      </w:r>
+    </w:p>
+    <w:p>
+      <w:pPr>
+        <w:pStyle w:val="21"/>
       </w:pPr>
       <w:r>
         <w:rPr>
           <w:rFonts w:ascii="黑体" w:eastAsia="黑体" w:hAnsi="黑体"/>
           <w:color w:val="000000"/>
-          <w:lang w:eastAsia="zh-CN"/>
-        </w:rPr>
-        <w:t>2.2.1 k-</w:t>
+        </w:rPr>
+        <w:t xml:space="preserve">2.5 </w:t>
       </w:r>
       <w:proofErr w:type="spellStart"/>
       <w:r>
         <w:rPr>
           <w:rFonts w:ascii="黑体" w:eastAsia="黑体" w:hAnsi="黑体"/>
           <w:color w:val="000000"/>
-          <w:lang w:eastAsia="zh-CN"/>
-        </w:rPr>
-        <w:t>mer</w:t>
+        </w:rPr>
+        <w:t>可解释性分析（SHAP</w:t>
       </w:r>
       <w:proofErr w:type="spellEnd"/>
       <w:r>
         <w:rPr>
           <w:rFonts w:ascii="黑体" w:eastAsia="黑体" w:hAnsi="黑体"/>
           <w:color w:val="000000"/>
-          <w:lang w:eastAsia="zh-CN"/>
-        </w:rPr>
-        <w:t>频率编码</w:t>
+        </w:rPr>
+        <w:t>）</w:t>
       </w:r>
     </w:p>
     <w:p>
@@ -1364,141 +2095,102 @@
         </w:rPr>
       </w:pPr>
       <w:r>
-        <w:rPr>
-          <w:lang w:eastAsia="zh-CN"/>
-        </w:rPr>
-        <w:t>k-</w:t>
-      </w:r>
-      <w:proofErr w:type="spellStart"/>
-      <w:r>
-        <w:rPr>
-          <w:lang w:eastAsia="zh-CN"/>
-        </w:rPr>
-        <w:t>mer</w:t>
-      </w:r>
-      <w:proofErr w:type="spellEnd"/>
-      <w:r>
-        <w:rPr>
-          <w:lang w:eastAsia="zh-CN"/>
-        </w:rPr>
-        <w:t>频率编码是生物信息学中蛋白质和核酸序列分析的标准方法，其将序列中长度为k的连续氨基酸片段（k-</w:t>
-      </w:r>
-      <w:proofErr w:type="spellStart"/>
-      <w:r>
-        <w:rPr>
-          <w:lang w:eastAsia="zh-CN"/>
-        </w:rPr>
-        <w:t>mer</w:t>
-      </w:r>
-      <w:proofErr w:type="spellEnd"/>
-      <w:r>
-        <w:rPr>
-          <w:lang w:eastAsia="zh-CN"/>
-        </w:rPr>
-        <w:t>）的出现频率作为特征向量</w:t>
+        <w:t>SHAP（SHapley Additive exPlanations）是一种基于博弈论中Shapley</w:t>
+      </w:r>
+      <w:proofErr w:type="gramStart"/>
+      <w:r>
+        <w:t>值的模型解释方法</w:t>
       </w:r>
       <w:r>
         <w:rPr>
           <w:sz w:val="18"/>
           <w:vertAlign w:val="superscript"/>
-          <w:lang w:eastAsia="zh-CN"/>
-        </w:rPr>
-        <w:t>[4,5]</w:t>
-      </w:r>
-      <w:r>
-        <w:rPr>
-          <w:lang w:eastAsia="zh-CN"/>
-        </w:rPr>
-        <w:t>。对于20种标准氨基酸，k=1时产生20维特征向量（AAC，单氨基酸组成），k=2时产生20²=400维特征向量（DPC，二肽组成），k=3时产生20³=8000维特征向量（TPC，三肽组成）。对于长度为L的蛋白质序列，k-</w:t>
+        </w:rPr>
+        <w:t>[</w:t>
+      </w:r>
+      <w:proofErr w:type="gramEnd"/>
+      <w:r>
+        <w:rPr>
+          <w:sz w:val="18"/>
+          <w:vertAlign w:val="superscript"/>
+        </w:rPr>
+        <w:t>10,</w:t>
+      </w:r>
+      <w:proofErr w:type="gramStart"/>
+      <w:r>
+        <w:rPr>
+          <w:sz w:val="18"/>
+          <w:vertAlign w:val="superscript"/>
+        </w:rPr>
+        <w:t>11]</w:t>
+      </w:r>
+      <w:r>
+        <w:t>。</w:t>
+      </w:r>
+      <w:proofErr w:type="gramEnd"/>
+      <w:r>
+        <w:t>对于特征f，其SHAP值φ_f反映了f在所有可能特征组合中对预测结果的平均边际贡献：φ_f = Σ_{S⊆F\{f}} [|S</w:t>
+      </w:r>
+      <w:proofErr w:type="gramStart"/>
+      <w:r>
+        <w:t>|!(</w:t>
+      </w:r>
+      <w:proofErr w:type="gramEnd"/>
+      <w:r>
+        <w:t xml:space="preserve">|F|-|S|-1)! / |F|!] </w:t>
+      </w:r>
+      <w:r>
+        <w:rPr>
+          <w:lang w:eastAsia="zh-CN"/>
+        </w:rPr>
+        <w:t>× [v(S∪{f}) - v(S)]，其中F为所有特征的集合，S为不包含f的特征子集，v为模型预测函数。本研究使用</w:t>
       </w:r>
       <w:proofErr w:type="spellStart"/>
       <w:r>
         <w:rPr>
           <w:lang w:eastAsia="zh-CN"/>
         </w:rPr>
-        <w:t>mer</w:t>
+        <w:t>TreeExplainer</w:t>
       </w:r>
       <w:proofErr w:type="spellEnd"/>
       <w:r>
         <w:rPr>
           <w:lang w:eastAsia="zh-CN"/>
         </w:rPr>
-        <w:t xml:space="preserve"> </w:t>
+        <w:t>对基于k=2 DPC编码的</w:t>
       </w:r>
       <w:proofErr w:type="spellStart"/>
       <w:r>
         <w:rPr>
           <w:lang w:eastAsia="zh-CN"/>
         </w:rPr>
-        <w:t>i</w:t>
+        <w:t>XGBoost</w:t>
       </w:r>
       <w:proofErr w:type="spellEnd"/>
       <w:r>
         <w:rPr>
           <w:lang w:eastAsia="zh-CN"/>
         </w:rPr>
-        <w:t>的频率 f(k-</w:t>
+        <w:t>模型计算SHAP值，并生成蜂群图（</w:t>
       </w:r>
       <w:proofErr w:type="spellStart"/>
       <w:r>
         <w:rPr>
           <w:lang w:eastAsia="zh-CN"/>
         </w:rPr>
-        <w:t>mer_i</w:t>
+        <w:t>beeswarm</w:t>
       </w:r>
       <w:proofErr w:type="spellEnd"/>
       <w:r>
         <w:rPr>
           <w:lang w:eastAsia="zh-CN"/>
         </w:rPr>
-        <w:t>) = count(k-</w:t>
-      </w:r>
-      <w:proofErr w:type="spellStart"/>
-      <w:r>
-        <w:rPr>
-          <w:lang w:eastAsia="zh-CN"/>
-        </w:rPr>
-        <w:t>mer_i</w:t>
-      </w:r>
-      <w:proofErr w:type="spellEnd"/>
-      <w:r>
-        <w:rPr>
-          <w:lang w:eastAsia="zh-CN"/>
-        </w:rPr>
-        <w:t>) / (L - k + 1)，其中count(k-</w:t>
-      </w:r>
-      <w:proofErr w:type="spellStart"/>
-      <w:r>
-        <w:rPr>
-          <w:lang w:eastAsia="zh-CN"/>
-        </w:rPr>
-        <w:t>mer_i</w:t>
-      </w:r>
-      <w:proofErr w:type="spellEnd"/>
-      <w:r>
-        <w:rPr>
-          <w:lang w:eastAsia="zh-CN"/>
-        </w:rPr>
-        <w:t>)为k-</w:t>
-      </w:r>
-      <w:proofErr w:type="spellStart"/>
-      <w:r>
-        <w:rPr>
-          <w:lang w:eastAsia="zh-CN"/>
-        </w:rPr>
-        <w:t>mer</w:t>
-      </w:r>
-      <w:proofErr w:type="spellEnd"/>
-      <w:r>
-        <w:rPr>
-          <w:lang w:eastAsia="zh-CN"/>
-        </w:rPr>
-        <w:t xml:space="preserve"> i在序列中出现的次数。此外，本研究构建了k=1与k=2的融合编码方案（420维），通过将20维AAC向量与400维DPC向量直接拼接（concatenation）获得。</w:t>
+        <w:t xml:space="preserve"> plot）和各类别Top-5特征条形图。</w:t>
       </w:r>
     </w:p>
     <w:p>
       <w:pPr>
-        <w:pStyle w:val="31"/>
+        <w:pStyle w:val="21"/>
         <w:rPr>
           <w:lang w:eastAsia="zh-CN"/>
         </w:rPr>
@@ -1509,7 +2201,7 @@
           <w:color w:val="000000"/>
           <w:lang w:eastAsia="zh-CN"/>
         </w:rPr>
-        <w:t>2.2.2 离散编码方案</w:t>
+        <w:t>2.6 生物学佐证与外部验证</w:t>
       </w:r>
     </w:p>
     <w:p>
@@ -1525,14 +2217,51 @@
         <w:rPr>
           <w:lang w:eastAsia="zh-CN"/>
         </w:rPr>
-        <w:t>为评估不同编码策略对预测性能的影响，本研究还实现了三种离散编码方案：（1）二进制编码（Binary，24,550维）：将每条序列填充至最长蛋白长度4910个残基，每个残基用5位二进制表示，展平为 5×n 维（最长蛋白 5×4910=24,550）；（2）整数编码（Integer，4,910维）：将序列填充至最长蛋</w:t>
-      </w:r>
-      <w:r>
-        <w:rPr>
-          <w:lang w:eastAsia="zh-CN"/>
-        </w:rPr>
-        <w:lastRenderedPageBreak/>
-        <w:t>白长度4910个残基（最长蛋白长度4910），每个残基用其氨基酸索引（0-19）表示；（3）One-hot展平编码（98,200维）：将序列填充至最长蛋白长度4910个残基（最长蛋白长度4910），每个残基用20位One-hot向量表示，展平为 20×n 维（n为序列长度，最长蛋白n=4910，故最大维度为20×4910=98,200）。这些高维编码方案主要用于展示维度灾难</w:t>
+        <w:t>为验证模型的生物学合理性，本研究建立了独立于模型训练的外部佐证框架。首先，通过SGD REST API获取各蛋白质的GO注释（分子功能、生物学过程、细胞组分三个本体类别）。其次，从</w:t>
+      </w:r>
+      <w:proofErr w:type="spellStart"/>
+      <w:r>
+        <w:rPr>
+          <w:lang w:eastAsia="zh-CN"/>
+        </w:rPr>
+        <w:t>UniProt</w:t>
+      </w:r>
+      <w:proofErr w:type="spellEnd"/>
+      <w:r>
+        <w:rPr>
+          <w:lang w:eastAsia="zh-CN"/>
+        </w:rPr>
+        <w:t>中获取已知功能域（domain）和序列特征（motif）注释。</w:t>
+      </w:r>
+    </w:p>
+    <w:p>
+      <w:pPr>
+        <w:spacing w:line="360" w:lineRule="auto"/>
+        <w:ind w:firstLine="420"/>
+        <w:rPr>
+          <w:rFonts w:hint="eastAsia"/>
+          <w:lang w:eastAsia="zh-CN"/>
+        </w:rPr>
+      </w:pPr>
+      <w:r>
+        <w:rPr>
+          <w:lang w:eastAsia="zh-CN"/>
+        </w:rPr>
+        <w:t xml:space="preserve">对于SHAP识别的关键二肽特征，在各亚细胞定位类别中构建2×2列联表（含该二肽的蛋白质数/不含该二肽的蛋白质数 vs. </w:t>
+      </w:r>
+      <w:proofErr w:type="gramStart"/>
+      <w:r>
+        <w:rPr>
+          <w:lang w:eastAsia="zh-CN"/>
+        </w:rPr>
+        <w:t>属该类别</w:t>
+      </w:r>
+      <w:proofErr w:type="gramEnd"/>
+      <w:r>
+        <w:rPr>
+          <w:lang w:eastAsia="zh-CN"/>
+        </w:rPr>
+        <w:t>的蛋白质数/不属该类别的蛋白质数），进行Fisher精确检验评估富集或缺失的统计显著性。多重检验校正采用Benjamini-Hochberg方法</w:t>
       </w:r>
       <w:r>
         <w:rPr>
@@ -1540,17 +2269,90 @@
           <w:vertAlign w:val="superscript"/>
           <w:lang w:eastAsia="zh-CN"/>
         </w:rPr>
-        <w:t>[6]</w:t>
-      </w:r>
-      <w:r>
-        <w:rPr>
-          <w:lang w:eastAsia="zh-CN"/>
-        </w:rPr>
-        <w:t>对模型性能的影响。各编码维度由数据集最长蛋白质序列长度（n=4910 aa）决定；其中维度计算公式为：One-hot = n × 20（n为最长蛋白长度4910，共98,200维），Binary = n × 5（24,550维），Integer = n（4,910维）。所有短于4910 aa的蛋白质序列末尾以零向量补齐（zero-padding），完整保留所有序列信息。</w:t>
+        <w:t>[12]</w:t>
+      </w:r>
+      <w:r>
+        <w:rPr>
+          <w:lang w:eastAsia="zh-CN"/>
+        </w:rPr>
+        <w:t>控制错误发现率（FDR），以校正后P&lt;0.05为显著性阈值。</w:t>
       </w:r>
     </w:p>
     <w:p>
       <w:pPr>
+        <w:spacing w:line="360" w:lineRule="auto"/>
+        <w:ind w:firstLine="420"/>
+        <w:rPr>
+          <w:rFonts w:hint="eastAsia"/>
+          <w:lang w:eastAsia="zh-CN"/>
+        </w:rPr>
+      </w:pPr>
+      <w:r>
+        <w:rPr>
+          <w:lang w:eastAsia="zh-CN"/>
+        </w:rPr>
+        <w:lastRenderedPageBreak/>
+        <w:t>显著富集的特征进一步与已发表文献进行对照：包括信号肽疏水核心理论</w:t>
+      </w:r>
+      <w:r>
+        <w:rPr>
+          <w:sz w:val="18"/>
+          <w:vertAlign w:val="superscript"/>
+          <w:lang w:eastAsia="zh-CN"/>
+        </w:rPr>
+        <w:t>[13,14]</w:t>
+      </w:r>
+      <w:r>
+        <w:rPr>
+          <w:lang w:eastAsia="zh-CN"/>
+        </w:rPr>
+        <w:t>、核定位信号的碱性氨基酸模式</w:t>
+      </w:r>
+      <w:r>
+        <w:rPr>
+          <w:sz w:val="18"/>
+          <w:vertAlign w:val="superscript"/>
+          <w:lang w:eastAsia="zh-CN"/>
+        </w:rPr>
+        <w:t>[15]</w:t>
+      </w:r>
+      <w:r>
+        <w:rPr>
+          <w:lang w:eastAsia="zh-CN"/>
+        </w:rPr>
+        <w:t>、线粒体靶向肽的氨基酸组成偏好</w:t>
+      </w:r>
+      <w:r>
+        <w:rPr>
+          <w:sz w:val="18"/>
+          <w:vertAlign w:val="superscript"/>
+          <w:lang w:eastAsia="zh-CN"/>
+        </w:rPr>
+        <w:t>[16,17]</w:t>
+      </w:r>
+      <w:r>
+        <w:rPr>
+          <w:lang w:eastAsia="zh-CN"/>
+        </w:rPr>
+        <w:t>等。与文献一致的特征标记为"已确认"，文献中未见报道的特征标记为"新颖发现"，为后续实验验证提供候选对象。关键的是，所有佐证信号均来源于独立的外部知识库和文献，避免了从模型输出到模型</w:t>
+      </w:r>
+      <w:proofErr w:type="gramStart"/>
+      <w:r>
+        <w:rPr>
+          <w:lang w:eastAsia="zh-CN"/>
+        </w:rPr>
+        <w:t>解释再到特征</w:t>
+      </w:r>
+      <w:proofErr w:type="gramEnd"/>
+      <w:r>
+        <w:rPr>
+          <w:lang w:eastAsia="zh-CN"/>
+        </w:rPr>
+        <w:t>验证的循环论证。</w:t>
+      </w:r>
+    </w:p>
+    <w:p>
+      <w:pPr>
         <w:pStyle w:val="21"/>
         <w:rPr>
           <w:lang w:eastAsia="zh-CN"/>
@@ -1562,12 +2364,70 @@
           <w:color w:val="000000"/>
           <w:lang w:eastAsia="zh-CN"/>
         </w:rPr>
-        <w:t>2.3 机器学习模型</w:t>
+        <w:t>2.7 窗口消融实验</w:t>
       </w:r>
     </w:p>
     <w:p>
       <w:pPr>
-        <w:pStyle w:val="31"/>
+        <w:spacing w:line="360" w:lineRule="auto"/>
+        <w:ind w:firstLine="420"/>
+        <w:rPr>
+          <w:rFonts w:hint="eastAsia"/>
+          <w:lang w:eastAsia="zh-CN"/>
+        </w:rPr>
+      </w:pPr>
+      <w:r>
+        <w:rPr>
+          <w:lang w:eastAsia="zh-CN"/>
+        </w:rPr>
+        <w:t>设计了五种序列窗口方案以探究定位信号的空间分布：（1）完整序列（Full seq）；（2）N端100残基（N-100aa）；（3）N端200残基（N-200aa）；（4）N端+C</w:t>
+      </w:r>
+      <w:proofErr w:type="gramStart"/>
+      <w:r>
+        <w:rPr>
+          <w:lang w:eastAsia="zh-CN"/>
+        </w:rPr>
+        <w:t>端各</w:t>
+      </w:r>
+      <w:proofErr w:type="gramEnd"/>
+      <w:r>
+        <w:rPr>
+          <w:lang w:eastAsia="zh-CN"/>
+        </w:rPr>
+        <w:t>100残基拼接（N+C 100aa）；（5）中间200残基（Mid 200aa，取序列总长度的25%-75%区间）。对于每种窗口方案，重新计算k=1 AAC和k=2 DPC特征，使用</w:t>
+      </w:r>
+      <w:proofErr w:type="spellStart"/>
+      <w:r>
+        <w:rPr>
+          <w:lang w:eastAsia="zh-CN"/>
+        </w:rPr>
+        <w:t>XGBoost</w:t>
+      </w:r>
+      <w:proofErr w:type="spellEnd"/>
+      <w:r>
+        <w:rPr>
+          <w:lang w:eastAsia="zh-CN"/>
+        </w:rPr>
+        <w:t>模型进行训练和测试（3次重复，种子123/456/789），以准确率均值±标准差作为最终结果。通过与完整序列的准确率对比，量化各区域对定位预测的相对贡献。窗口消融实验的设计思路参考了蛋白质结构域和功能位点的进化保守性分析框架</w:t>
+      </w:r>
+      <w:r>
+        <w:rPr>
+          <w:sz w:val="18"/>
+          <w:vertAlign w:val="superscript"/>
+          <w:lang w:eastAsia="zh-CN"/>
+        </w:rPr>
+        <w:t>[14,18]</w:t>
+      </w:r>
+      <w:r>
+        <w:rPr>
+          <w:lang w:eastAsia="zh-CN"/>
+        </w:rPr>
+        <w:t>。</w:t>
+      </w:r>
+    </w:p>
+    <w:p>
+      <w:pPr>
+        <w:pStyle w:val="21"/>
         <w:rPr>
           <w:lang w:eastAsia="zh-CN"/>
         </w:rPr>
@@ -1578,7 +2438,7 @@
           <w:color w:val="000000"/>
           <w:lang w:eastAsia="zh-CN"/>
         </w:rPr>
-        <w:t>2.3.1 逻辑回归</w:t>
+        <w:t>2.8 实现平台与可用性</w:t>
       </w:r>
     </w:p>
     <w:p>
@@ -1589,519 +2449,25 @@
           <w:rFonts w:hint="eastAsia"/>
         </w:rPr>
       </w:pPr>
-      <w:proofErr w:type="spellStart"/>
-      <w:r>
-        <w:t>逻辑回归（Logistic</w:t>
-      </w:r>
-      <w:proofErr w:type="spellEnd"/>
-      <w:r>
-        <w:t xml:space="preserve"> Regression）是一种广义线性分类模型</w:t>
-      </w:r>
-      <w:r>
-        <w:rPr>
-          <w:sz w:val="18"/>
-          <w:vertAlign w:val="superscript"/>
-        </w:rPr>
-        <w:t>[7]</w:t>
-      </w:r>
-      <w:r>
-        <w:t>。本研究采用L2正则化（Ridge），正则化强度C=1.0，使用L-BFGS优化算法，最大迭代次数1000。多分类采用one-vs-rest（OvR）策略。</w:t>
-      </w:r>
-    </w:p>
-    <w:p>
-      <w:pPr>
-        <w:pStyle w:val="31"/>
-      </w:pPr>
-      <w:r>
-        <w:rPr>
-          <w:rFonts w:ascii="黑体" w:eastAsia="黑体" w:hAnsi="黑体"/>
-          <w:color w:val="000000"/>
-        </w:rPr>
-        <w:t>2.3.2 随机森林</w:t>
-      </w:r>
-    </w:p>
-    <w:p>
-      <w:pPr>
-        <w:spacing w:line="360" w:lineRule="auto"/>
-        <w:ind w:firstLine="420"/>
-        <w:rPr>
-          <w:rFonts w:hint="eastAsia"/>
-        </w:rPr>
-      </w:pPr>
-      <w:r>
-        <w:t>随机森林（Random Forest）是一种基于Bagging的集成学习算法</w:t>
-      </w:r>
-      <w:r>
-        <w:rPr>
-          <w:sz w:val="18"/>
-          <w:vertAlign w:val="superscript"/>
-        </w:rPr>
-        <w:t>[8]</w:t>
-      </w:r>
-      <w:r>
-        <w:t>，通过构建多棵决策树并以多数投票确定最终类别。参数设置：n_estimators=200，max_depth=None，分裂准则为基尼不纯度（Gini impurity），特征采样采用sqrt策略。</w:t>
-      </w:r>
-    </w:p>
-    <w:p>
-      <w:pPr>
-        <w:pStyle w:val="31"/>
-      </w:pPr>
-      <w:r>
-        <w:rPr>
-          <w:rFonts w:ascii="黑体" w:eastAsia="黑体" w:hAnsi="黑体"/>
-          <w:color w:val="000000"/>
-        </w:rPr>
-        <w:t>2.3.3 XGBoost</w:t>
-      </w:r>
-    </w:p>
-    <w:p>
-      <w:pPr>
-        <w:spacing w:line="360" w:lineRule="auto"/>
-        <w:ind w:firstLine="420"/>
-        <w:rPr>
-          <w:rFonts w:hint="eastAsia"/>
-        </w:rPr>
-      </w:pPr>
-      <w:r>
-        <w:t>XGBoost（eXtreme Gradient Boosting）是一种基于梯度提升的集成学习算法</w:t>
-      </w:r>
-      <w:r>
-        <w:rPr>
-          <w:sz w:val="18"/>
-          <w:vertAlign w:val="superscript"/>
-        </w:rPr>
-        <w:t>[9]</w:t>
-      </w:r>
-      <w:r>
-        <w:t>，通过逐步添加弱学习器（决策树）以最小化带正则项的损失函数。参数设置：learning_rate=0.1，n_estimators=200，max_depth=6，L2正则化λ=1.0，subsample=0.8，colsample_bytree=0.8。目标函数为multi:softprob，评估指标为mlogloss。使用XGBoost v2.0.3（downgraded）以兼容SHAP的TreeExplainer接口。</w:t>
-      </w:r>
-    </w:p>
-    <w:p>
-      <w:pPr>
-        <w:pStyle w:val="21"/>
-        <w:rPr>
-          <w:lang w:eastAsia="zh-CN"/>
-        </w:rPr>
-      </w:pPr>
-      <w:r>
-        <w:rPr>
-          <w:rFonts w:ascii="黑体" w:eastAsia="黑体" w:hAnsi="黑体"/>
-          <w:color w:val="000000"/>
-          <w:lang w:eastAsia="zh-CN"/>
-        </w:rPr>
-        <w:lastRenderedPageBreak/>
-        <w:t>2.4 实验设计</w:t>
-      </w:r>
-    </w:p>
-    <w:p>
-      <w:pPr>
-        <w:spacing w:line="360" w:lineRule="auto"/>
-        <w:ind w:firstLine="420"/>
-        <w:rPr>
-          <w:rFonts w:hint="eastAsia"/>
-          <w:lang w:eastAsia="zh-CN"/>
-        </w:rPr>
-      </w:pPr>
-      <w:r>
-        <w:rPr>
-          <w:lang w:eastAsia="zh-CN"/>
-        </w:rPr>
-        <w:t>本研究设计了层次递进的实验方案：（1）模型×编码矩阵对比：3种模型（</w:t>
-      </w:r>
-      <w:proofErr w:type="spellStart"/>
-      <w:r>
-        <w:rPr>
-          <w:lang w:eastAsia="zh-CN"/>
-        </w:rPr>
-        <w:t>LogReg</w:t>
-      </w:r>
-      <w:proofErr w:type="spellEnd"/>
-      <w:r>
-        <w:rPr>
-          <w:lang w:eastAsia="zh-CN"/>
-        </w:rPr>
-        <w:t>、RF、</w:t>
-      </w:r>
-      <w:proofErr w:type="spellStart"/>
-      <w:r>
-        <w:rPr>
-          <w:lang w:eastAsia="zh-CN"/>
-        </w:rPr>
-        <w:t>XGBoost</w:t>
-      </w:r>
-      <w:proofErr w:type="spellEnd"/>
-      <w:r>
-        <w:rPr>
-          <w:lang w:eastAsia="zh-CN"/>
-        </w:rPr>
-        <w:t>）×7种编码方案的完整实验矩阵，共21组实验，每组重复3次（种子123、456、789），评价指标为准确率（均值±标准差）；（2）可解释性分析：基于k=2 DPC编码的</w:t>
-      </w:r>
-      <w:proofErr w:type="spellStart"/>
-      <w:r>
-        <w:rPr>
-          <w:lang w:eastAsia="zh-CN"/>
-        </w:rPr>
-        <w:t>XGBoost</w:t>
-      </w:r>
-      <w:proofErr w:type="spellEnd"/>
-      <w:r>
-        <w:rPr>
-          <w:lang w:eastAsia="zh-CN"/>
-        </w:rPr>
-        <w:t>模型，采用SHAP</w:t>
-      </w:r>
-      <w:r>
-        <w:rPr>
-          <w:sz w:val="18"/>
-          <w:vertAlign w:val="superscript"/>
-          <w:lang w:eastAsia="zh-CN"/>
-        </w:rPr>
-        <w:t>[10]</w:t>
-      </w:r>
-      <w:r>
-        <w:rPr>
-          <w:lang w:eastAsia="zh-CN"/>
-        </w:rPr>
-        <w:t>进行全局和类别特异性可解释性分析，使用</w:t>
-      </w:r>
-      <w:proofErr w:type="spellStart"/>
-      <w:r>
-        <w:rPr>
-          <w:lang w:eastAsia="zh-CN"/>
-        </w:rPr>
-        <w:t>TreeExplainer</w:t>
-      </w:r>
-      <w:proofErr w:type="spellEnd"/>
-      <w:r>
-        <w:rPr>
-          <w:lang w:eastAsia="zh-CN"/>
-        </w:rPr>
-        <w:t>计算Shapley值的精确近似；（3）生物学佐证：通过SGD GO注释交叉对照和Fisher精确检验验证关键特征的生物学合理性；（4）窗口消融实验：对比完整序列与不同截断窗口的预测性能，解析定位信号的空间分布。</w:t>
-      </w:r>
-    </w:p>
-    <w:p>
-      <w:pPr>
-        <w:pStyle w:val="21"/>
-      </w:pPr>
-      <w:r>
-        <w:rPr>
-          <w:rFonts w:ascii="黑体" w:eastAsia="黑体" w:hAnsi="黑体"/>
-          <w:color w:val="000000"/>
-        </w:rPr>
-        <w:t xml:space="preserve">2.5 </w:t>
-      </w:r>
-      <w:proofErr w:type="spellStart"/>
-      <w:r>
-        <w:rPr>
-          <w:rFonts w:ascii="黑体" w:eastAsia="黑体" w:hAnsi="黑体"/>
-          <w:color w:val="000000"/>
-        </w:rPr>
-        <w:t>可解释性分析（SHAP</w:t>
-      </w:r>
-      <w:proofErr w:type="spellEnd"/>
-      <w:r>
-        <w:rPr>
-          <w:rFonts w:ascii="黑体" w:eastAsia="黑体" w:hAnsi="黑体"/>
-          <w:color w:val="000000"/>
-        </w:rPr>
-        <w:t>）</w:t>
-      </w:r>
-    </w:p>
-    <w:p>
-      <w:pPr>
-        <w:spacing w:line="360" w:lineRule="auto"/>
-        <w:ind w:firstLine="420"/>
-        <w:rPr>
-          <w:rFonts w:hint="eastAsia"/>
-          <w:lang w:eastAsia="zh-CN"/>
-        </w:rPr>
-      </w:pPr>
-      <w:r>
-        <w:t>SHAP（SHapley Additive exPlanations）是一种基于博弈论中Shapley值的模型解释方法</w:t>
-      </w:r>
-      <w:r>
-        <w:rPr>
-          <w:sz w:val="18"/>
-          <w:vertAlign w:val="superscript"/>
-        </w:rPr>
-        <w:t>[10,11]</w:t>
-      </w:r>
-      <w:r>
-        <w:t xml:space="preserve">。对于特征f，其SHAP值φ_f反映了f在所有可能特征组合中对预测结果的平均边际贡献：φ_f = Σ_{S⊆F\{f}} [|S|!(|F|-|S|-1)! / |F|!] </w:t>
-      </w:r>
-      <w:r>
-        <w:rPr>
-          <w:lang w:eastAsia="zh-CN"/>
-        </w:rPr>
-        <w:t>× [v(S∪{f}) - v(S)]，其中F为所有特征的集合，S为不包含f的特征子集，v为模型预测函数。本研究使用</w:t>
-      </w:r>
-      <w:proofErr w:type="spellStart"/>
-      <w:r>
-        <w:rPr>
-          <w:lang w:eastAsia="zh-CN"/>
-        </w:rPr>
-        <w:t>TreeExplainer</w:t>
-      </w:r>
-      <w:proofErr w:type="spellEnd"/>
-      <w:r>
-        <w:rPr>
-          <w:lang w:eastAsia="zh-CN"/>
-        </w:rPr>
-        <w:t>对基于k=2 DPC编码的</w:t>
-      </w:r>
-      <w:proofErr w:type="spellStart"/>
-      <w:r>
-        <w:rPr>
-          <w:lang w:eastAsia="zh-CN"/>
-        </w:rPr>
-        <w:t>XGBoost</w:t>
-      </w:r>
-      <w:proofErr w:type="spellEnd"/>
-      <w:r>
-        <w:rPr>
-          <w:lang w:eastAsia="zh-CN"/>
-        </w:rPr>
-        <w:t>模型计算SHAP值，并生成蜂群图（</w:t>
-      </w:r>
-      <w:proofErr w:type="spellStart"/>
-      <w:r>
-        <w:rPr>
-          <w:lang w:eastAsia="zh-CN"/>
-        </w:rPr>
-        <w:t>beeswarm</w:t>
-      </w:r>
-      <w:proofErr w:type="spellEnd"/>
-      <w:r>
-        <w:rPr>
-          <w:lang w:eastAsia="zh-CN"/>
-        </w:rPr>
-        <w:t xml:space="preserve"> plot）和各类别Top-5特征条形图。</w:t>
-      </w:r>
-    </w:p>
-    <w:p>
-      <w:pPr>
-        <w:pStyle w:val="21"/>
-        <w:rPr>
-          <w:lang w:eastAsia="zh-CN"/>
-        </w:rPr>
-      </w:pPr>
-      <w:r>
-        <w:rPr>
-          <w:rFonts w:ascii="黑体" w:eastAsia="黑体" w:hAnsi="黑体"/>
-          <w:color w:val="000000"/>
-          <w:lang w:eastAsia="zh-CN"/>
-        </w:rPr>
-        <w:t>2.6 生物学佐证与外部验证</w:t>
-      </w:r>
-    </w:p>
-    <w:p>
-      <w:pPr>
-        <w:spacing w:line="360" w:lineRule="auto"/>
-        <w:ind w:firstLine="420"/>
-        <w:rPr>
-          <w:rFonts w:hint="eastAsia"/>
-          <w:lang w:eastAsia="zh-CN"/>
-        </w:rPr>
-      </w:pPr>
-      <w:r>
-        <w:rPr>
-          <w:lang w:eastAsia="zh-CN"/>
-        </w:rPr>
-        <w:t>为验证模型的生物学合理性，本研究建立了独立于模型训练的外部佐证框架。首先，通过SGD REST API获取各蛋白质的GO注释（分子功能、生物学过程、细胞组分三个本体类别）。其次，从</w:t>
-      </w:r>
-      <w:proofErr w:type="spellStart"/>
-      <w:r>
-        <w:rPr>
-          <w:lang w:eastAsia="zh-CN"/>
-        </w:rPr>
-        <w:t>UniProt</w:t>
-      </w:r>
-      <w:proofErr w:type="spellEnd"/>
-      <w:r>
-        <w:rPr>
-          <w:lang w:eastAsia="zh-CN"/>
-        </w:rPr>
-        <w:t>中获取已知功能域（domain）和序列特征（motif）注释。</w:t>
-      </w:r>
-    </w:p>
-    <w:p>
-      <w:pPr>
-        <w:spacing w:line="360" w:lineRule="auto"/>
-        <w:ind w:firstLine="420"/>
-        <w:rPr>
-          <w:rFonts w:hint="eastAsia"/>
-          <w:lang w:eastAsia="zh-CN"/>
-        </w:rPr>
-      </w:pPr>
-      <w:r>
-        <w:rPr>
-          <w:lang w:eastAsia="zh-CN"/>
-        </w:rPr>
-        <w:t>对于SHAP识别的关键二肽特征，在各亚细胞定位类别中构建2×2列联表（含该二肽的蛋白质数/不含该二肽的蛋白质数 vs. 属该类别的蛋白质数/不属该类别的蛋白质数），进行Fisher精确检验评估富集或缺失的统计显著性。多重检验校正采用Benjamini-Hochberg方法</w:t>
-      </w:r>
-      <w:r>
-        <w:rPr>
-          <w:sz w:val="18"/>
-          <w:vertAlign w:val="superscript"/>
-          <w:lang w:eastAsia="zh-CN"/>
-        </w:rPr>
-        <w:t>[12]</w:t>
-      </w:r>
-      <w:r>
-        <w:rPr>
-          <w:lang w:eastAsia="zh-CN"/>
-        </w:rPr>
-        <w:t>控制错误发现率（FDR），以校正后P&lt;0.05为显著性阈值。</w:t>
-      </w:r>
-    </w:p>
-    <w:p>
-      <w:pPr>
-        <w:spacing w:line="360" w:lineRule="auto"/>
-        <w:ind w:firstLine="420"/>
-        <w:rPr>
-          <w:rFonts w:hint="eastAsia"/>
-          <w:lang w:eastAsia="zh-CN"/>
-        </w:rPr>
-      </w:pPr>
-      <w:r>
-        <w:rPr>
-          <w:lang w:eastAsia="zh-CN"/>
-        </w:rPr>
-        <w:lastRenderedPageBreak/>
-        <w:t>显著富集的特征进一步与已发表文献进行对照：包括信号肽疏水核心理论</w:t>
-      </w:r>
-      <w:r>
-        <w:rPr>
-          <w:sz w:val="18"/>
-          <w:vertAlign w:val="superscript"/>
-          <w:lang w:eastAsia="zh-CN"/>
-        </w:rPr>
-        <w:t>[13,14]</w:t>
-      </w:r>
-      <w:r>
-        <w:rPr>
-          <w:lang w:eastAsia="zh-CN"/>
-        </w:rPr>
-        <w:t>、核定位信号的碱性氨基酸模式</w:t>
-      </w:r>
-      <w:r>
-        <w:rPr>
-          <w:sz w:val="18"/>
-          <w:vertAlign w:val="superscript"/>
-          <w:lang w:eastAsia="zh-CN"/>
-        </w:rPr>
-        <w:t>[15]</w:t>
-      </w:r>
-      <w:r>
-        <w:rPr>
-          <w:lang w:eastAsia="zh-CN"/>
-        </w:rPr>
-        <w:t>、线粒体靶向肽的氨基酸组成偏好</w:t>
-      </w:r>
-      <w:r>
-        <w:rPr>
-          <w:sz w:val="18"/>
-          <w:vertAlign w:val="superscript"/>
-          <w:lang w:eastAsia="zh-CN"/>
-        </w:rPr>
-        <w:t>[16,17]</w:t>
-      </w:r>
-      <w:r>
-        <w:rPr>
-          <w:lang w:eastAsia="zh-CN"/>
-        </w:rPr>
-        <w:t>等。与文献一致的特征标记为"已确认"，文献中未见报道的特征标记为"新颖发现"，为后续实验验证提供候选对象。关键的是，所有佐证信号均来源于独立的外部知识库和文献，避免了从模型输出到模型解释再到特征验证的循环论证。</w:t>
-      </w:r>
-    </w:p>
-    <w:p>
-      <w:pPr>
-        <w:pStyle w:val="21"/>
-        <w:rPr>
-          <w:lang w:eastAsia="zh-CN"/>
-        </w:rPr>
-      </w:pPr>
-      <w:r>
-        <w:rPr>
-          <w:rFonts w:ascii="黑体" w:eastAsia="黑体" w:hAnsi="黑体"/>
-          <w:color w:val="000000"/>
-          <w:lang w:eastAsia="zh-CN"/>
-        </w:rPr>
-        <w:t>2.7 窗口消融实验</w:t>
-      </w:r>
-    </w:p>
-    <w:p>
-      <w:pPr>
-        <w:spacing w:line="360" w:lineRule="auto"/>
-        <w:ind w:firstLine="420"/>
-        <w:rPr>
-          <w:rFonts w:hint="eastAsia"/>
-          <w:lang w:eastAsia="zh-CN"/>
-        </w:rPr>
-      </w:pPr>
-      <w:r>
-        <w:rPr>
-          <w:lang w:eastAsia="zh-CN"/>
-        </w:rPr>
-        <w:t>设计了五种序列窗口方案以探究定位信号的空间分布：（1）完整序列（Full seq）；（2）N端100残基（N-100aa）；（3）N端200残基（N-200aa）；（4）N端+C端各100残基拼接（N+C 100aa）；（5）中间200残基（Mid 200aa，取序列总长度的25%-75%区间）。对于每种窗口方案，重新计算k=1 AAC和k=2 DPC特征，使用</w:t>
-      </w:r>
-      <w:proofErr w:type="spellStart"/>
-      <w:r>
-        <w:rPr>
-          <w:lang w:eastAsia="zh-CN"/>
-        </w:rPr>
-        <w:t>XGBoost</w:t>
-      </w:r>
-      <w:proofErr w:type="spellEnd"/>
-      <w:r>
-        <w:rPr>
-          <w:lang w:eastAsia="zh-CN"/>
-        </w:rPr>
-        <w:t>模型进行训练和测试（3次重复，种子123/456/789），以准确率均值±标准差作为最终结果。通过与完整序列的准确率对比，量化各区域对定位预测的相对贡献。窗口消融实验的设计思路参考了蛋白质结构域和功能位点的进化保守性分析框架</w:t>
-      </w:r>
-      <w:r>
-        <w:rPr>
-          <w:sz w:val="18"/>
-          <w:vertAlign w:val="superscript"/>
-          <w:lang w:eastAsia="zh-CN"/>
-        </w:rPr>
-        <w:t>[14,18]</w:t>
-      </w:r>
-      <w:r>
-        <w:rPr>
-          <w:lang w:eastAsia="zh-CN"/>
-        </w:rPr>
-        <w:t>。</w:t>
-      </w:r>
-    </w:p>
-    <w:p>
-      <w:pPr>
-        <w:pStyle w:val="21"/>
-        <w:rPr>
-          <w:lang w:eastAsia="zh-CN"/>
-        </w:rPr>
-      </w:pPr>
-      <w:r>
-        <w:rPr>
-          <w:rFonts w:ascii="黑体" w:eastAsia="黑体" w:hAnsi="黑体"/>
-          <w:color w:val="000000"/>
-          <w:lang w:eastAsia="zh-CN"/>
-        </w:rPr>
-        <w:t>2.8 实现平台与可用性</w:t>
-      </w:r>
-    </w:p>
-    <w:p>
-      <w:pPr>
-        <w:spacing w:line="360" w:lineRule="auto"/>
-        <w:ind w:firstLine="420"/>
-        <w:rPr>
-          <w:rFonts w:hint="eastAsia"/>
-        </w:rPr>
-      </w:pPr>
-      <w:r>
-        <w:rPr>
-          <w:lang w:eastAsia="zh-CN"/>
-        </w:rPr>
-        <w:t>全部数据处理、特征工程、模型训练和可解释性分析均基于Python 3.x实现。主要依赖库：scikit-learn v1.7.2</w:t>
+      <w:r>
+        <w:rPr>
+          <w:lang w:eastAsia="zh-CN"/>
+        </w:rPr>
+        <w:t>全部数据处理、特征工程、模型训练和</w:t>
+      </w:r>
+      <w:proofErr w:type="gramStart"/>
+      <w:r>
+        <w:rPr>
+          <w:lang w:eastAsia="zh-CN"/>
+        </w:rPr>
+        <w:t>可</w:t>
+      </w:r>
+      <w:proofErr w:type="gramEnd"/>
+      <w:r>
+        <w:rPr>
+          <w:lang w:eastAsia="zh-CN"/>
+        </w:rPr>
+        <w:t>解释性分析均基于Python 3.x实现。主要依赖库：scikit-learn v1.7.2</w:t>
       </w:r>
       <w:r>
         <w:rPr>
@@ -2390,7 +2756,21 @@
         <w:rPr>
           <w:lang w:eastAsia="zh-CN"/>
         </w:rPr>
-        <w:t>频率编码方案的性能均显著优于基于位置特异性氨基酸身份的离散编码，表明位置无关的氨基酸组成和局部共现模式是亚细胞定位预测中最重要的序列特征。</w:t>
+        <w:t>频率编码方案的性能均显著优于基于位置特异性氨基酸身份的离散编码，表明位置无关的氨基酸组成和局部共</w:t>
+      </w:r>
+      <w:proofErr w:type="gramStart"/>
+      <w:r>
+        <w:rPr>
+          <w:lang w:eastAsia="zh-CN"/>
+        </w:rPr>
+        <w:t>现模式</w:t>
+      </w:r>
+      <w:proofErr w:type="gramEnd"/>
+      <w:r>
+        <w:rPr>
+          <w:lang w:eastAsia="zh-CN"/>
+        </w:rPr>
+        <w:t>是亚细胞定位预测中最重要的序列特征。</w:t>
       </w:r>
     </w:p>
     <w:p>
@@ -2498,11 +2878,19 @@
         </w:rPr>
       </w:pPr>
       <w:r>
-        <w:t>为进一步揭示XGBoost模型的决策机制，本研究采用SHAP（SHapley Additive exPlanations）</w:t>
+        <w:t>为进一步揭示XGBoost</w:t>
       </w:r>
       <w:proofErr w:type="spellStart"/>
       <w:r>
-        <w:t>方法对基于k</w:t>
+        <w:t>模型的决策机制，本研究采用SHAP（SHapley</w:t>
+      </w:r>
+      <w:proofErr w:type="spellEnd"/>
+      <w:r>
+        <w:t xml:space="preserve"> Additive </w:t>
+      </w:r>
+      <w:proofErr w:type="spellStart"/>
+      <w:r>
+        <w:t>exPlanations）方法对基于k</w:t>
       </w:r>
       <w:proofErr w:type="spellEnd"/>
       <w:r>
@@ -2539,7 +2927,21 @@
         <w:rPr>
           <w:lang w:eastAsia="zh-CN"/>
         </w:rPr>
-        <w:t>全局SHAP分析显示（图3）（图2A），模型预测中贡献最大的15个二肽特征依次为：LF（0.4439）、DD（0.3427）、KR（0.2189）、FF（0.2184）、IK（0.2102）、KV（0.2032）、DI（0.1813）、SN（0.1575）、SD（0.1563）、ED（0.1424）、DY（0.1422）、LI（0.1386）、FK（0.1373）、FL（0.1342）、TS（0.1326）。其中，含苯丙氨酸（F）的二肽（LF、FF）和含碱性氨基酸的二肽（KR）占据主导地位，提示疏水性残基和碱性残基在亚细胞定位决策中起关键作用。</w:t>
+        <w:t>全局SHAP分析显示（图3）（图2A），模型预测中贡献最大的15个二</w:t>
+      </w:r>
+      <w:proofErr w:type="gramStart"/>
+      <w:r>
+        <w:rPr>
+          <w:lang w:eastAsia="zh-CN"/>
+        </w:rPr>
+        <w:t>肽特征</w:t>
+      </w:r>
+      <w:proofErr w:type="gramEnd"/>
+      <w:r>
+        <w:rPr>
+          <w:lang w:eastAsia="zh-CN"/>
+        </w:rPr>
+        <w:t>依次为：LF（0.4439）、DD（0.3427）、KR（0.2189）、FF（0.2184）、IK（0.2102）、KV（0.2032）、DI（0.1813）、SN（0.1575）、SD（0.1563）、ED（0.1424）、DY（0.1422）、LI（0.1386）、FK（0.1373）、FL（0.1342）、TS（0.1326）。其中，含苯丙氨酸（F）的二肽（LF、FF）和含碱性氨基酸的二肽（KR）占据主导地位，提示疏水性残基和碱性残基在亚细胞定位决策中起关键作用。</w:t>
       </w:r>
     </w:p>
     <w:p>
@@ -2555,14 +2957,70 @@
         <w:rPr>
           <w:lang w:eastAsia="zh-CN"/>
         </w:rPr>
-        <w:t>类别特异性SHAP分析进一步揭示（图4）了不同亚细胞定位类别的特征偏好（图2B）。细胞质（Cytoplasm）类中，HG、LQ、VD等二肽贡献最大，提示细胞质</w:t>
+        <w:t>类别特异性SHAP分析进一步揭示（图4）了不同亚细胞定位类别的特征偏好（图2B）。细胞质（Cytoplasm）类中，HG、LQ、VD等二</w:t>
+      </w:r>
+      <w:proofErr w:type="gramStart"/>
+      <w:r>
+        <w:rPr>
+          <w:lang w:eastAsia="zh-CN"/>
+        </w:rPr>
+        <w:t>肽贡献</w:t>
+      </w:r>
+      <w:proofErr w:type="gramEnd"/>
+      <w:r>
+        <w:rPr>
+          <w:lang w:eastAsia="zh-CN"/>
+        </w:rPr>
+        <w:t>最大，提示细胞质</w:t>
       </w:r>
       <w:r>
         <w:rPr>
           <w:lang w:eastAsia="zh-CN"/>
         </w:rPr>
         <w:lastRenderedPageBreak/>
-        <w:t>蛋白富含组氨酸和谷氨酰胺残基；膜/分泌途径（Membrane/Secretory）类中，FF、LF、FI等疏水性二肽显著富集，与信号肽（signal peptide）的疏水核心区域高度一致；线粒体（Mitochondria）类中，DD、EE等酸性二肽的SHAP贡献为负值，表明酸性残基的缺失是线粒体蛋白的重要特征；细胞核（Nucleus）类中，KR、RK等碱性二肽贡献最大，与经典核定位信号（NLS）的碱性氨基酸模式高度吻合。</w:t>
+        <w:t>蛋白富含组氨酸和谷氨酰胺残基；膜/分泌途径（Membrane/Secretory）类中，FF、LF、FI等疏水性二</w:t>
+      </w:r>
+      <w:proofErr w:type="gramStart"/>
+      <w:r>
+        <w:rPr>
+          <w:lang w:eastAsia="zh-CN"/>
+        </w:rPr>
+        <w:t>肽显著</w:t>
+      </w:r>
+      <w:proofErr w:type="gramEnd"/>
+      <w:r>
+        <w:rPr>
+          <w:lang w:eastAsia="zh-CN"/>
+        </w:rPr>
+        <w:t>富集，与信号肽（signal peptide）的疏水核心区域高度一致；线粒体（Mitochondria）类中，DD、EE等酸性二肽的SHAP贡献为负值，表明酸性残基的缺失是线粒体蛋白的重要特征；细胞核（Nucleus）类中，KR、RK等碱性二</w:t>
+      </w:r>
+      <w:proofErr w:type="gramStart"/>
+      <w:r>
+        <w:rPr>
+          <w:lang w:eastAsia="zh-CN"/>
+        </w:rPr>
+        <w:t>肽贡献</w:t>
+      </w:r>
+      <w:proofErr w:type="gramEnd"/>
+      <w:r>
+        <w:rPr>
+          <w:lang w:eastAsia="zh-CN"/>
+        </w:rPr>
+        <w:t>最大，与经典核定位信号（NLS）的碱性氨基酸模</w:t>
+      </w:r>
+      <w:proofErr w:type="gramStart"/>
+      <w:r>
+        <w:rPr>
+          <w:lang w:eastAsia="zh-CN"/>
+        </w:rPr>
+        <w:t>式高度</w:t>
+      </w:r>
+      <w:proofErr w:type="gramEnd"/>
+      <w:r>
+        <w:rPr>
+          <w:lang w:eastAsia="zh-CN"/>
+        </w:rPr>
+        <w:t>吻合。</w:t>
       </w:r>
     </w:p>
     <w:p>
@@ -2694,7 +3152,25 @@
           <w:sz w:val="18"/>
           <w:lang w:eastAsia="zh-CN"/>
         </w:rPr>
-        <w:t>图4. 各类别Top-5二肽特征的SHAP重要性</w:t>
+        <w:t>图4. 各类别Top-5</w:t>
+      </w:r>
+      <w:proofErr w:type="gramStart"/>
+      <w:r>
+        <w:rPr>
+          <w:b/>
+          <w:sz w:val="18"/>
+          <w:lang w:eastAsia="zh-CN"/>
+        </w:rPr>
+        <w:t>二肽特征</w:t>
+      </w:r>
+      <w:proofErr w:type="gramEnd"/>
+      <w:r>
+        <w:rPr>
+          <w:b/>
+          <w:sz w:val="18"/>
+          <w:lang w:eastAsia="zh-CN"/>
+        </w:rPr>
+        <w:t>的SHAP重要性</w:t>
       </w:r>
     </w:p>
     <w:p>
@@ -2726,7 +3202,21 @@
         <w:rPr>
           <w:lang w:eastAsia="zh-CN"/>
         </w:rPr>
-        <w:t>为验证SHAP分析所识别关键二肽特征的生物学合理性，本研究将模型发现与SGD（Saccharomyces Genome Database）注释及已发表文献进行交叉对照。对每种关键二肽在各亚细胞定位类别中的富集程度进行Fisher精确检验，并采用Benjamini-Hochberg方法校正多重检验（表2）。</w:t>
+        <w:t>为验证SHAP分析所识别关键二</w:t>
+      </w:r>
+      <w:proofErr w:type="gramStart"/>
+      <w:r>
+        <w:rPr>
+          <w:lang w:eastAsia="zh-CN"/>
+        </w:rPr>
+        <w:t>肽特征</w:t>
+      </w:r>
+      <w:proofErr w:type="gramEnd"/>
+      <w:r>
+        <w:rPr>
+          <w:lang w:eastAsia="zh-CN"/>
+        </w:rPr>
+        <w:t>的生物学合理性，本研究将模型发现与SGD（Saccharomyces Genome Database）注释及已发表文献进行交叉对照。对每种关键二肽在各亚细胞定位类别中的富集程度进行Fisher精确检验，并采用Benjamini-Hochberg方法校正多重检验（表2）。</w:t>
       </w:r>
     </w:p>
     <w:p>
@@ -2744,7 +3234,25 @@
           <w:sz w:val="18"/>
           <w:lang w:eastAsia="zh-CN"/>
         </w:rPr>
-        <w:t>表1. SHAP识别关键二肽特征的生物学佐证</w:t>
+        <w:t>表1. SHAP识别关键二</w:t>
+      </w:r>
+      <w:proofErr w:type="gramStart"/>
+      <w:r>
+        <w:rPr>
+          <w:b/>
+          <w:sz w:val="18"/>
+          <w:lang w:eastAsia="zh-CN"/>
+        </w:rPr>
+        <w:t>肽特征</w:t>
+      </w:r>
+      <w:proofErr w:type="gramEnd"/>
+      <w:r>
+        <w:rPr>
+          <w:b/>
+          <w:sz w:val="18"/>
+          <w:lang w:eastAsia="zh-CN"/>
+        </w:rPr>
+        <w:t>的生物学佐证</w:t>
       </w:r>
     </w:p>
     <w:tbl>
@@ -4045,7 +4553,21 @@
         <w:rPr>
           <w:lang w:eastAsia="zh-CN"/>
         </w:rPr>
-        <w:t>等（1984）和Robbins等（1991）的研究表明，信号肽的疏水核心区域（h-region）富含苯丙氨酸、亮氨酸等疏水性氨基酸，这对蛋白质通过Sec61转位子插入内质网膜至关重要。模型所捕获的FF/LF二肽特征正是对这一经典生物学规律的自动学习。</w:t>
+        <w:t>等（1984）和Robbins等（1991）的研究表明，信号肽的疏水核心区域（h-region）富含苯丙氨酸、亮氨酸等疏水性氨基酸，这对蛋白质通过Sec61转位子插入内质网膜至关重要。模型所捕获的FF/LF二</w:t>
+      </w:r>
+      <w:proofErr w:type="gramStart"/>
+      <w:r>
+        <w:rPr>
+          <w:lang w:eastAsia="zh-CN"/>
+        </w:rPr>
+        <w:t>肽特征</w:t>
+      </w:r>
+      <w:proofErr w:type="gramEnd"/>
+      <w:r>
+        <w:rPr>
+          <w:lang w:eastAsia="zh-CN"/>
+        </w:rPr>
+        <w:t>正是对这一经典生物学规律的自动学习。</w:t>
       </w:r>
     </w:p>
     <w:p>
@@ -4061,7 +4583,21 @@
         <w:rPr>
           <w:lang w:eastAsia="zh-CN"/>
         </w:rPr>
-        <w:t>细胞核类中KR（富集比1.41，校正P&lt;0.001）的富集与经典核定位信号（NLS）的碱性氨基酸模式一致。Kosugi等（2009）系统分析了酵母核定位信号，发现NLS通常包含连续的碱性氨基酸残基（如KKKRK、KKKR等），其中赖氨酸（K）和精氨酸（R）的组合是最常见的NLS模式。模型所识别的KR二肽正是这一规律的局部特征体现。</w:t>
+        <w:t>细胞核类中KR（富集比1.41，校正P&lt;0.001）的富集与经典核定位信号（NLS）的碱性氨基酸模式一致。Kosugi等（2009）系统分析了酵母核定位信号，发现NLS通常包含连续的碱性氨基酸残基（如KKKRK、KKKR等），其中赖氨酸（K）和精氨酸（R）的组合是最常见的NLS模式。模型所识别的KR二</w:t>
+      </w:r>
+      <w:proofErr w:type="gramStart"/>
+      <w:r>
+        <w:rPr>
+          <w:lang w:eastAsia="zh-CN"/>
+        </w:rPr>
+        <w:t>肽正是</w:t>
+      </w:r>
+      <w:proofErr w:type="gramEnd"/>
+      <w:r>
+        <w:rPr>
+          <w:lang w:eastAsia="zh-CN"/>
+        </w:rPr>
+        <w:t>这一规律的局部特征体现。</w:t>
       </w:r>
     </w:p>
     <w:p>
@@ -4084,8 +4620,16 @@
           <w:lang w:eastAsia="zh-CN"/>
         </w:rPr>
         <w:lastRenderedPageBreak/>
-        <w:t>（1986，1989）的经典研究表明，线粒体靶向肽通常呈两亲性</w:t>
-      </w:r>
+        <w:t>（1986，1989）的经典研究表明，线粒体靶向肽通常呈</w:t>
+      </w:r>
+      <w:proofErr w:type="gramStart"/>
+      <w:r>
+        <w:rPr>
+          <w:lang w:eastAsia="zh-CN"/>
+        </w:rPr>
+        <w:t>两亲性</w:t>
+      </w:r>
+      <w:proofErr w:type="gramEnd"/>
       <w:r>
         <w:t>α</w:t>
       </w:r>
@@ -4093,7 +4637,21 @@
         <w:rPr>
           <w:lang w:eastAsia="zh-CN"/>
         </w:rPr>
-        <w:t>-螺旋结构，富含碱性和疏水性氨基酸，但显著缺乏酸性氨基酸（天冬氨酸D和谷氨酸E）。这一"缺失模式"是模型判断蛋白质是否定位于线粒体的重要负向信号。</w:t>
+        <w:t>-螺旋结构，富含碱性和疏水性氨基酸，</w:t>
+      </w:r>
+      <w:proofErr w:type="gramStart"/>
+      <w:r>
+        <w:rPr>
+          <w:lang w:eastAsia="zh-CN"/>
+        </w:rPr>
+        <w:t>但显著</w:t>
+      </w:r>
+      <w:proofErr w:type="gramEnd"/>
+      <w:r>
+        <w:rPr>
+          <w:lang w:eastAsia="zh-CN"/>
+        </w:rPr>
+        <w:t>缺乏酸性氨基酸（天冬氨酸D和谷氨酸E）。这一"缺失模式"是模型判断蛋白质是否定位于线粒体的重要负向信号。</w:t>
       </w:r>
     </w:p>
     <w:p>
@@ -4155,7 +4713,21 @@
         <w:rPr>
           <w:lang w:eastAsia="zh-CN"/>
         </w:rPr>
-        <w:t>为基线模型，分别使用完整序列（Full seq）、N端100残基（N-100aa）、N端200残基（N-200aa）、N端+C端各100残基（N+C 100aa）和中间200残基（Mid 200aa）作为输入特征进行预测。</w:t>
+        <w:t>为基线模型，分别使用完整序列（Full seq）、N端100残基（N-100aa）、N端200残基（N-200aa）、N端+C</w:t>
+      </w:r>
+      <w:proofErr w:type="gramStart"/>
+      <w:r>
+        <w:rPr>
+          <w:lang w:eastAsia="zh-CN"/>
+        </w:rPr>
+        <w:t>端各</w:t>
+      </w:r>
+      <w:proofErr w:type="gramEnd"/>
+      <w:r>
+        <w:rPr>
+          <w:lang w:eastAsia="zh-CN"/>
+        </w:rPr>
+        <w:t>100残基（N+C 100aa）和中间200残基（Mid 200aa）作为输入特征进行预测。</w:t>
       </w:r>
     </w:p>
     <w:p>
@@ -4255,7 +4827,21 @@
         <w:rPr>
           <w:lang w:eastAsia="zh-CN"/>
         </w:rPr>
-        <w:t>k=1 AAC编码呈现类似趋势：完整序列准确率62.4%±0.5%，N端窗口准确率降至54.1%±0.5%，中间窗口降至56.4%±1.1%。两种编码方案的消融结果一致表明，仅使用N端或中间区域的序列信息不足以完全捕获亚细胞定位所需的特征，完整序列中分散分布的局部二肽模式共同构成了定位决策的分子基础。</w:t>
+        <w:t>k=1 AAC编码呈现类似趋势：完整序列准确率62.4%±0.5%，N端窗口准确率降至54.1%±0.5%，中间窗口降至56.4%±1.1%。两种编码方案的消融结果一致表明，仅使用N端或中间区域的序列信息不足以完全捕获亚细胞定位所需的特征，完整序列中分散分布的局部二</w:t>
+      </w:r>
+      <w:proofErr w:type="gramStart"/>
+      <w:r>
+        <w:rPr>
+          <w:lang w:eastAsia="zh-CN"/>
+        </w:rPr>
+        <w:t>肽模式</w:t>
+      </w:r>
+      <w:proofErr w:type="gramEnd"/>
+      <w:r>
+        <w:rPr>
+          <w:lang w:eastAsia="zh-CN"/>
+        </w:rPr>
+        <w:t>共同构成了定位决策的分子基础。</w:t>
       </w:r>
     </w:p>
     <w:p>
@@ -4361,7 +4947,21 @@
         <w:rPr>
           <w:lang w:eastAsia="zh-CN"/>
         </w:rPr>
-        <w:t>在多个基准数据集上的结论一致——梯度提升树模型在处理中等维度结构化特征时具有天然的归纳偏置（inductive bias）优势。梯度提升的加性模型结构使其能够以特征交互的方式逐步拟合复杂的分类决策面，同时通过正则化项控制过拟合风险，这在高维稀疏特征空间中尤为关键。</w:t>
+        <w:t>在多个基准数据集上的结论一致——梯度提升树模型在处理中等维度结构化特征时具有天然的归纳偏置（inductive bias）优势。梯度提升的加性模型结构使其能够以特征交互的方式逐步拟合复杂的分类决策面，同时通过正则</w:t>
+      </w:r>
+      <w:proofErr w:type="gramStart"/>
+      <w:r>
+        <w:rPr>
+          <w:lang w:eastAsia="zh-CN"/>
+        </w:rPr>
+        <w:t>化项控制</w:t>
+      </w:r>
+      <w:proofErr w:type="gramEnd"/>
+      <w:r>
+        <w:rPr>
+          <w:lang w:eastAsia="zh-CN"/>
+        </w:rPr>
+        <w:t>过拟合风险，这在高维稀疏特征空间中尤为关键。</w:t>
       </w:r>
     </w:p>
     <w:p>
@@ -4459,7 +5059,35 @@
         <w:rPr>
           <w:lang w:eastAsia="zh-CN"/>
         </w:rPr>
-        <w:t>关于维度灾难的经典论述——当特征维度与样本量之比超过一定阈值时，线性模型的参数估计方差急剧增加，导致泛化性能下降。这一发现对实际应用具有指导意义：当计算资源有限或需快速部署预测模型时，低维编码+线性模型即可提供有竞争力的基线性能。</w:t>
+        <w:t>关于维度灾难的经典论述——</w:t>
+      </w:r>
+      <w:proofErr w:type="gramStart"/>
+      <w:r>
+        <w:rPr>
+          <w:lang w:eastAsia="zh-CN"/>
+        </w:rPr>
+        <w:t>当特征维</w:t>
+      </w:r>
+      <w:proofErr w:type="gramEnd"/>
+      <w:r>
+        <w:rPr>
+          <w:lang w:eastAsia="zh-CN"/>
+        </w:rPr>
+        <w:t>度与样本量之比超过一定阈值时，线性模型的参数估计方差急剧增加，导致泛化性能下降。这一发现对实际应用具有指导意义：当计算资源有限或</w:t>
+      </w:r>
+      <w:proofErr w:type="gramStart"/>
+      <w:r>
+        <w:rPr>
+          <w:lang w:eastAsia="zh-CN"/>
+        </w:rPr>
+        <w:t>需快速</w:t>
+      </w:r>
+      <w:proofErr w:type="gramEnd"/>
+      <w:r>
+        <w:rPr>
+          <w:lang w:eastAsia="zh-CN"/>
+        </w:rPr>
+        <w:t>部署预测模型时，低维编码+线性模型即可提供有竞争力的基线性能。</w:t>
       </w:r>
     </w:p>
     <w:p>
@@ -4475,7 +5103,21 @@
         <w:rPr>
           <w:lang w:eastAsia="zh-CN"/>
         </w:rPr>
-        <w:t>One-hot展平编码（98,200维）在所有模型上准确率均低于35%的结果有力地证明了维度灾难在蛋白质序列分类任务中的严重性。在训练样本仅约3,890条的情况下，20000维特征意味着每个维度的有效样本数不足0.2个——这不啻于在海量噪音中寻找稀疏的模式信号。有意思的是，同样是大规模特征空间，k=3 TPC（8000维）的准确率（</w:t>
+        <w:t>One-hot展平编码（98,200维）在所有模型上准确率均低于35%的结果有力地证明了维度灾难在蛋白质序列分类任务中的严重性。在训练样本仅约3,890条的情况下，20000</w:t>
+      </w:r>
+      <w:proofErr w:type="gramStart"/>
+      <w:r>
+        <w:rPr>
+          <w:lang w:eastAsia="zh-CN"/>
+        </w:rPr>
+        <w:t>维特征</w:t>
+      </w:r>
+      <w:proofErr w:type="gramEnd"/>
+      <w:r>
+        <w:rPr>
+          <w:lang w:eastAsia="zh-CN"/>
+        </w:rPr>
+        <w:t>意味着每个维度的有效样本数不足0.2个——这不啻于在海量噪音中寻找稀疏的模式信号。有意思的是，同样是大规模特征空间，k=3 TPC（8000维）的准确率（</w:t>
       </w:r>
       <w:proofErr w:type="spellStart"/>
       <w:r>
@@ -4489,7 +5131,21 @@
         <w:rPr>
           <w:lang w:eastAsia="zh-CN"/>
         </w:rPr>
-        <w:t>：63.7%±0.4%）并未显著优于k=2 DPC（400维，63.0%±0.5%），这提示三肽（k=3）级别的序列上下文可能对酵母亚细胞定位的区分贡献有限——二肽共现模式或已足以捕获大部分定位相关的序列特征。</w:t>
+        <w:t>：63.7%±0.4%）并未显著优于k=2 DPC（400维，63.0%±0.5%），这提示三肽（k=3）级别的序列上下文可能对酵母亚细胞定位的区分贡献有限——二</w:t>
+      </w:r>
+      <w:proofErr w:type="gramStart"/>
+      <w:r>
+        <w:rPr>
+          <w:lang w:eastAsia="zh-CN"/>
+        </w:rPr>
+        <w:t>肽共现模式</w:t>
+      </w:r>
+      <w:proofErr w:type="gramEnd"/>
+      <w:r>
+        <w:rPr>
+          <w:lang w:eastAsia="zh-CN"/>
+        </w:rPr>
+        <w:t>或已足以捕获大部分定位相关的序列特征。</w:t>
       </w:r>
     </w:p>
     <w:p>
@@ -4521,7 +5177,21 @@
         <w:rPr>
           <w:lang w:eastAsia="zh-CN"/>
         </w:rPr>
-        <w:t>本研究最具启示性的发现之一是：SHAP分析所识别的关键二肽特征在独立的外部生物学知识库中得到了令人信服的佐证。具体而言，膜/分泌途径类中FF（富集比2.69，P&lt;0.001）和LF（富集比1.86，P&lt;0.001）的显著富集与信号肽的疏水核心（h-region）理论高度一致。von Heijne（1985）</w:t>
+        <w:t>本研究最具启示性的发现之一是：SHAP分析所识别的关键二</w:t>
+      </w:r>
+      <w:proofErr w:type="gramStart"/>
+      <w:r>
+        <w:rPr>
+          <w:lang w:eastAsia="zh-CN"/>
+        </w:rPr>
+        <w:t>肽特征</w:t>
+      </w:r>
+      <w:proofErr w:type="gramEnd"/>
+      <w:r>
+        <w:rPr>
+          <w:lang w:eastAsia="zh-CN"/>
+        </w:rPr>
+        <w:t>在独立的外部生物学知识库中得到了令人信服的佐证。具体而言，膜/分泌途径类中FF（富集比2.69，P&lt;0.001）和LF（富集比1.86，P&lt;0.001）的显著富集与信号肽的疏水核心（h-region）理论高度一致。von Heijne（1985）</w:t>
       </w:r>
       <w:r>
         <w:rPr>
@@ -4616,7 +5286,21 @@
         <w:rPr>
           <w:lang w:eastAsia="zh-CN"/>
         </w:rPr>
-        <w:t>线粒体类中DD（富集比0.62，P&lt;0.001）和EE（富集比0.75，P&lt;0.001）的显著缺失与线粒体靶向肽（MTP）的两亲性特征完全吻合。von Heijne（1986）</w:t>
+        <w:t>线粒体类中DD（富集比0.62，P&lt;0.001）和EE（富集比0.75，P&lt;0.001）的显著缺失与线粒体靶向肽（MTP）的</w:t>
+      </w:r>
+      <w:proofErr w:type="gramStart"/>
+      <w:r>
+        <w:rPr>
+          <w:lang w:eastAsia="zh-CN"/>
+        </w:rPr>
+        <w:t>两亲性</w:t>
+      </w:r>
+      <w:proofErr w:type="gramEnd"/>
+      <w:r>
+        <w:rPr>
+          <w:lang w:eastAsia="zh-CN"/>
+        </w:rPr>
+        <w:t>特征完全吻合。von Heijne（1986）</w:t>
       </w:r>
       <w:r>
         <w:rPr>
@@ -4644,8 +5328,16 @@
         <w:rPr>
           <w:lang w:eastAsia="zh-CN"/>
         </w:rPr>
-        <w:t>开创性地提出MTP可形成两亲性</w:t>
-      </w:r>
+        <w:t>开创性地提出MTP可形成</w:t>
+      </w:r>
+      <w:proofErr w:type="gramStart"/>
+      <w:r>
+        <w:rPr>
+          <w:lang w:eastAsia="zh-CN"/>
+        </w:rPr>
+        <w:t>两亲性</w:t>
+      </w:r>
+      <w:proofErr w:type="gramEnd"/>
       <w:r>
         <w:t>α</w:t>
       </w:r>
@@ -4736,7 +5428,21 @@
           <w:lang w:eastAsia="zh-CN"/>
         </w:rPr>
         <w:lastRenderedPageBreak/>
-        <w:t>在线粒体靶向肽的n-region（含碱性残基的N端部分）或基质加工肽酶（MPP）切割位点附近发挥作用。查阅SGD数据库，若干线粒体核糖体蛋白（如MrpL35、MrpL49）和线粒体内膜转运蛋白的序列中KG二肽显著富集。未来可通过定点突变（site-directed mutagenesis）实验——将特定位置的KG替换为AA（丙氨酸二肽）——并检测线粒体导入效率的变化，以验证KG二肽在线粒体蛋白定位中的功能角色。</w:t>
+        <w:t>在线粒体靶向肽的n-region（含碱性残基的N端部分）或基质加工肽酶（MPP）切割位点附近发挥作用。查阅SGD数据库，若干线粒体核糖体蛋白（如MrpL35、MrpL49）和线粒体内膜转运蛋白的序列中KG二</w:t>
+      </w:r>
+      <w:proofErr w:type="gramStart"/>
+      <w:r>
+        <w:rPr>
+          <w:lang w:eastAsia="zh-CN"/>
+        </w:rPr>
+        <w:t>肽显著</w:t>
+      </w:r>
+      <w:proofErr w:type="gramEnd"/>
+      <w:r>
+        <w:rPr>
+          <w:lang w:eastAsia="zh-CN"/>
+        </w:rPr>
+        <w:t>富集。未来可通过定点突变（site-directed mutagenesis）实验——将特定位置的KG替换为AA（丙氨酸二肽）——并检测线粒体导入效率的变化，以验证KG二肽在线粒体蛋白定位中的功能角色。</w:t>
       </w:r>
     </w:p>
     <w:p>
@@ -4852,11 +5558,33 @@
         </w:rPr>
         <w:t>[11]</w:t>
       </w:r>
-      <w:r>
-        <w:rPr>
-          <w:lang w:eastAsia="zh-CN"/>
-        </w:rPr>
-        <w:t>仅分析N端前70-100个残基来确定信号肽或靶向肽的存在。然而，本研究结果表明，去除N端200个残基后的中间区域序列仍能维持57.1%的预测准确率——这意味着近90%的预测信息并非N端独占。</w:t>
+      <w:proofErr w:type="gramStart"/>
+      <w:r>
+        <w:rPr>
+          <w:lang w:eastAsia="zh-CN"/>
+        </w:rPr>
+        <w:t>仅分析</w:t>
+      </w:r>
+      <w:proofErr w:type="gramEnd"/>
+      <w:r>
+        <w:rPr>
+          <w:lang w:eastAsia="zh-CN"/>
+        </w:rPr>
+        <w:t>N端前70-100个残基来确定信号肽</w:t>
+      </w:r>
+      <w:proofErr w:type="gramStart"/>
+      <w:r>
+        <w:rPr>
+          <w:lang w:eastAsia="zh-CN"/>
+        </w:rPr>
+        <w:t>或靶向</w:t>
+      </w:r>
+      <w:proofErr w:type="gramEnd"/>
+      <w:r>
+        <w:rPr>
+          <w:lang w:eastAsia="zh-CN"/>
+        </w:rPr>
+        <w:t>肽的存在。然而，本研究结果表明，去除N端200个残基后的中间区域序列仍能维持57.1%的预测准确率——这意味着近90%的预测信息并非N端独占。</w:t>
       </w:r>
     </w:p>
     <w:p>
@@ -4872,7 +5600,21 @@
         <w:rPr>
           <w:lang w:eastAsia="zh-CN"/>
         </w:rPr>
-        <w:t>从生物学角度解释这一现象：酵母蛋白质的亚细胞定位受到多种信号系统的共同调控，包括N端信号肽（内质网靶向）、内部核定位信号（NLS）、C端过氧化物酶体靶向信号（PTS1）、线粒体靶向肽（MTP）、跨膜结构域（TM domains）以及蛋白质-蛋白质互作介导的共定位——这些信号在序列中的空间分布是高度异质的</w:t>
+        <w:t>从生物学角度解释这一现象：酵母蛋白质的亚细胞定位受到多种信号系统的共同调控，包括N端信号肽（内质网靶向）、内部核定位信号（NLS）、C端过氧化物酶体靶向信号（PTS1）、线粒体靶向肽（MTP）、跨膜结构域（TM domains）以及蛋白质-蛋白质互作</w:t>
+      </w:r>
+      <w:proofErr w:type="gramStart"/>
+      <w:r>
+        <w:rPr>
+          <w:lang w:eastAsia="zh-CN"/>
+        </w:rPr>
+        <w:t>介</w:t>
+      </w:r>
+      <w:proofErr w:type="gramEnd"/>
+      <w:r>
+        <w:rPr>
+          <w:lang w:eastAsia="zh-CN"/>
+        </w:rPr>
+        <w:t>导的共定位——这些信号在序列中的空间分布是高度异质的</w:t>
       </w:r>
       <w:r>
         <w:rPr>
@@ -5047,7 +5789,21 @@
         <w:rPr>
           <w:lang w:eastAsia="zh-CN"/>
         </w:rPr>
-        <w:t>的树结构天然适合SHAP分析——我们能精确量化每个二肽对每个预测结果的贡献大小和方向，这是深度学习方法目前难以实现的。在生物医学研究中，"知道为什么"往往比"知道是什么"更有价值</w:t>
+        <w:t>的树结构天然适合SHAP分析——我们能精确量化每个</w:t>
+      </w:r>
+      <w:proofErr w:type="gramStart"/>
+      <w:r>
+        <w:rPr>
+          <w:lang w:eastAsia="zh-CN"/>
+        </w:rPr>
+        <w:t>二肽对每个</w:t>
+      </w:r>
+      <w:proofErr w:type="gramEnd"/>
+      <w:r>
+        <w:rPr>
+          <w:lang w:eastAsia="zh-CN"/>
+        </w:rPr>
+        <w:t>预测结果的贡献大小和方向，这是深度学习方法目前难以实现的。在生物医学研究中，"知道为什么"往往比"知道是什么"更有价值</w:t>
       </w:r>
       <w:r>
         <w:rPr>
@@ -5093,7 +5849,21 @@
         <w:rPr>
           <w:lang w:eastAsia="zh-CN"/>
         </w:rPr>
-        <w:t>本研究存在以下局限性。第一，五分类任务的总体准确率（63.6%）距离实用水平仍有一定差距。未来的改进方向包括：引入预训练蛋白质语言模型的嵌入表示（如ESM-2: Lin et al., 2023）</w:t>
+        <w:t>本研究存在以下局限性。第一，五分类任务的总体准确率（63.6%）距离实用水平仍有一定差距。未来的改进方向包括：引入</w:t>
+      </w:r>
+      <w:proofErr w:type="gramStart"/>
+      <w:r>
+        <w:rPr>
+          <w:lang w:eastAsia="zh-CN"/>
+        </w:rPr>
+        <w:t>预训练</w:t>
+      </w:r>
+      <w:proofErr w:type="gramEnd"/>
+      <w:r>
+        <w:rPr>
+          <w:lang w:eastAsia="zh-CN"/>
+        </w:rPr>
+        <w:t>蛋白质语言模型的嵌入表示（如ESM-2: Lin et al., 2023）</w:t>
       </w:r>
       <w:r>
         <w:rPr>
@@ -5185,21 +5955,24 @@
         </w:rPr>
       </w:pPr>
       <w:r>
-        <w:t>第三，SHAP</w:t>
+        <w:rPr>
+          <w:lang w:eastAsia="zh-CN"/>
+        </w:rPr>
+        <w:t>第三，SHAP可解释性分析仅基于一个模型-编码组合（</w:t>
       </w:r>
       <w:proofErr w:type="spellStart"/>
       <w:r>
-        <w:t>可解释性分析仅基于一个模型-编码组合（XGBoost+DPC）展开</w:t>
+        <w:rPr>
+          <w:lang w:eastAsia="zh-CN"/>
+        </w:rPr>
+        <w:t>XGBoost+DPC</w:t>
       </w:r>
       <w:proofErr w:type="spellEnd"/>
       <w:r>
-        <w:t>。</w:t>
-      </w:r>
-      <w:r>
-        <w:rPr>
-          <w:lang w:eastAsia="zh-CN"/>
-        </w:rPr>
-        <w:t>虽然这一组合在实验中表现优异，但不同模型-编码组合可能从不同角度"看待"同一序列特征。多模型集成解释（multi-model explanation）框架——即同时解释多个模型的预测并进行一致性分析——可提供更稳健的特征重要度评估，减少单模型偏差的风险。</w:t>
+        <w:rPr>
+          <w:lang w:eastAsia="zh-CN"/>
+        </w:rPr>
+        <w:t>）展开。虽然这一组合在实验中表现优异，但不同模型-编码组合可能从不同角度"看待"同一序列特征。多模型集成解释（multi-model explanation）框架——即同时解释多个模型的预测并进行一致性分析——可提供更稳健的特征重要度评估，减少单模型偏差的风险。</w:t>
       </w:r>
     </w:p>
     <w:p>
@@ -5215,7 +5988,21 @@
         <w:rPr>
           <w:lang w:eastAsia="zh-CN"/>
         </w:rPr>
-        <w:t>第四，本研究的窗口消融实验仅使用了固定长度的截断策略，未考虑基于序列保守性、预测结构域或已知功能域的智能窗口划分。结合序列保守性评分（如</w:t>
+        <w:t>第四，本研究的窗口消融</w:t>
+      </w:r>
+      <w:proofErr w:type="gramStart"/>
+      <w:r>
+        <w:rPr>
+          <w:lang w:eastAsia="zh-CN"/>
+        </w:rPr>
+        <w:t>实验仅</w:t>
+      </w:r>
+      <w:proofErr w:type="gramEnd"/>
+      <w:r>
+        <w:rPr>
+          <w:lang w:eastAsia="zh-CN"/>
+        </w:rPr>
+        <w:t>使用了固定长度的截断策略，未考虑基于序列保守性、预测结构域或已知功能域的智能窗口划分。结合序列保守性评分（如</w:t>
       </w:r>
       <w:proofErr w:type="spellStart"/>
       <w:r>
@@ -5259,7 +6046,35 @@
         <w:rPr>
           <w:lang w:eastAsia="zh-CN"/>
         </w:rPr>
-        <w:t>最后，本研究的生物学佐证主要基于数据库注释和文献对照，属于计算层面的交叉验证。研究所识别的候选新颖特征（如KG、HG二肽）仍需后续的分子生物学实验——如荧光融合蛋白的亚细胞定位成像——进行直接的实验验证。计算预测与实验验证的协同推进是推动蛋白质亚细胞定位研究向前发展的最有效路径。 在实验验证方面，本研究为后续工作提供了若干可直接操作的候选方向。首先，线粒体类中KG二肽的显著富集可作为优先验证靶点：选取3~5个含KG二肽的线粒体蛋白，通过定点突变将KG替换为AA（丙氨酸二肽），构建GFP融合蛋白并观察亚细胞定位变化，以验证KG在线粒体靶向中的功能角色。反向实验——在细胞质蛋白中插入KG二肽序列——可进一步确认其作为线粒体定位信号的充分性。其次，模型预测与SGD注释不一致的约360个蛋白（测试集中~37%被模型"误分类"）可能包含SGD高通量筛选的假阳性或模型发现的双重定位蛋白，值得通过荧光显微镜进行独立验证。最后，SHAP识别的最重要二肽特征可用于合成信号肽工程实验：构建含FF/LF富集区域的人工信号肽并逐步删减疏水核心，以定量评估二肽组成对分泌效</w:t>
+        <w:t>最后，本研究的生物学佐证主要基于数据库注释和文献对照，属于计算层面的交叉验证。研究所识别的候选新颖特征（如KG、HG二肽）仍需后续的分子生物学实验——如荧光融合蛋白的亚细胞定位成像——进行直接的实验验证。计算预测与实验验证的协同推进是推动蛋白质亚细胞定位研究向前发展的最有效路径。 在实验验证方面，本研究为后续工作提供了若干可直接操作的候选方向。首先，线粒体类中KG二肽的显著富集可作为优先验证靶点：选取3~5个含KG二肽的线粒体蛋白，通过定点突变将KG替换为AA（丙氨酸二肽），构建GFP融合蛋白并观察亚细胞定位变化，以验证KG在线粒体靶向中的功能角色。反向实验——在细胞质蛋白中插入KG二肽序列——可进一步确认其作为线粒体定位信号的充分性。其次，模型预测与SGD注释不一致的约360个蛋白（测试集中~37%被模型"误分类"）可能包含SGD高通量筛选的假阳性或模型发现的双重定位蛋白，值得通过荧光显微镜进行独立验证。最后，SHAP识别的最重要二</w:t>
+      </w:r>
+      <w:proofErr w:type="gramStart"/>
+      <w:r>
+        <w:rPr>
+          <w:lang w:eastAsia="zh-CN"/>
+        </w:rPr>
+        <w:t>肽特征</w:t>
+      </w:r>
+      <w:proofErr w:type="gramEnd"/>
+      <w:r>
+        <w:rPr>
+          <w:lang w:eastAsia="zh-CN"/>
+        </w:rPr>
+        <w:t>可用于合成信号肽工程实验：构建含FF/LF富集区域的人工信号肽并逐步删减疏水核心，以定量评估二</w:t>
+      </w:r>
+      <w:proofErr w:type="gramStart"/>
+      <w:r>
+        <w:rPr>
+          <w:lang w:eastAsia="zh-CN"/>
+        </w:rPr>
+        <w:t>肽组成</w:t>
+      </w:r>
+      <w:proofErr w:type="gramEnd"/>
+      <w:r>
+        <w:rPr>
+          <w:lang w:eastAsia="zh-CN"/>
+        </w:rPr>
+        <w:t>对分泌效</w:t>
       </w:r>
       <w:r>
         <w:rPr>
@@ -5427,7 +6242,35 @@
           <w:lang w:eastAsia="zh-CN"/>
         </w:rPr>
         <w:lastRenderedPageBreak/>
-        <w:t>与核定位信号（NLS）的碱性氨基酸簇模式一致，酸性二肽DD/EE在线粒体蛋白中的显著缺失与线粒体靶向肽（MTP）的两亲性特征相符。这些发现表明，尽管</w:t>
+        <w:t>与核定位信号（NLS）的碱性氨基酸</w:t>
+      </w:r>
+      <w:proofErr w:type="gramStart"/>
+      <w:r>
+        <w:rPr>
+          <w:lang w:eastAsia="zh-CN"/>
+        </w:rPr>
+        <w:t>簇</w:t>
+      </w:r>
+      <w:proofErr w:type="gramEnd"/>
+      <w:r>
+        <w:rPr>
+          <w:lang w:eastAsia="zh-CN"/>
+        </w:rPr>
+        <w:t>模式一致，酸性二肽DD/EE在线粒体蛋白中的显著缺失与线粒体靶向肽（MTP）的</w:t>
+      </w:r>
+      <w:proofErr w:type="gramStart"/>
+      <w:r>
+        <w:rPr>
+          <w:lang w:eastAsia="zh-CN"/>
+        </w:rPr>
+        <w:t>两亲性</w:t>
+      </w:r>
+      <w:proofErr w:type="gramEnd"/>
+      <w:r>
+        <w:rPr>
+          <w:lang w:eastAsia="zh-CN"/>
+        </w:rPr>
+        <w:t>特征相符。这些发现表明，尽管</w:t>
       </w:r>
       <w:proofErr w:type="spellStart"/>
       <w:r>
@@ -5499,25 +6342,41 @@
         </w:rPr>
       </w:pPr>
       <w:r>
-        <w:t>本研究的局限性包括：（1）XGBoost模型在五分类任务上的总体准确率（63.6%）尚有提升空间，未来可探索预训练蛋白质语言模型（如ProtBERT、ESM-2）的嵌入表示作为补充特征</w:t>
+        <w:t>本研究的局限性包括：（1）XGBoost模型在五分类任务上的总体准确率（63.6%）尚有提升空间，未来可探索预训练蛋白质语言模型（如ProtBERT、ESM-2）</w:t>
+      </w:r>
+      <w:proofErr w:type="gramStart"/>
+      <w:r>
+        <w:t>的嵌入表示作为补充特征</w:t>
       </w:r>
       <w:r>
         <w:rPr>
           <w:sz w:val="18"/>
           <w:vertAlign w:val="superscript"/>
         </w:rPr>
-        <w:t>[1,2]</w:t>
-      </w:r>
-      <w:r>
-        <w:t>；（2）"Other"类（n=156）样本量最小，模型对该类的预测性能较差，后续研究可考虑采用过采样或代价敏感学习策略；（3）SHAP分析基于单模型（XGBoost+DPC），</w:t>
-      </w:r>
-      <w:proofErr w:type="spellStart"/>
-      <w:r>
-        <w:t>不同模型-编码组合可能揭示不同的特征偏好，多模型集成解释（multi-model</w:t>
-      </w:r>
-      <w:proofErr w:type="spellEnd"/>
-      <w:r>
-        <w:t xml:space="preserve"> </w:t>
+        <w:t>[</w:t>
+      </w:r>
+      <w:proofErr w:type="gramEnd"/>
+      <w:r>
+        <w:rPr>
+          <w:sz w:val="18"/>
+          <w:vertAlign w:val="superscript"/>
+        </w:rPr>
+        <w:t>1,</w:t>
+      </w:r>
+      <w:proofErr w:type="gramStart"/>
+      <w:r>
+        <w:rPr>
+          <w:sz w:val="18"/>
+          <w:vertAlign w:val="superscript"/>
+        </w:rPr>
+        <w:t>2]</w:t>
+      </w:r>
+      <w:r>
+        <w:t>；</w:t>
+      </w:r>
+      <w:proofErr w:type="gramEnd"/>
+      <w:r>
+        <w:t xml:space="preserve">（2）"Other"类（n=156）样本量最小，模型对该类的预测性能较差，后续研究可考虑采用过采样或代价敏感学习策略；（3）SHAP分析基于单模型（XGBoost+DPC），不同模型-编码组合可能揭示不同的特征偏好，多模型集成解释（multi-model </w:t>
       </w:r>
       <w:proofErr w:type="spellStart"/>
       <w:r>
@@ -5766,7 +6625,23 @@
           <w:rFonts w:ascii="Times New Roman" w:hAnsi="Times New Roman"/>
           <w:sz w:val="20"/>
         </w:rPr>
-        <w:t>[14] Shapley LS. A Value for n-Person Games. In: Kuhn HW, Tucker AW (eds), Contributions to the Theory of Games II. Princeton University Press, 1953: 307-317.</w:t>
+        <w:t xml:space="preserve">[14] Shapley LS. </w:t>
+      </w:r>
+      <w:proofErr w:type="gramStart"/>
+      <w:r>
+        <w:rPr>
+          <w:rFonts w:ascii="Times New Roman" w:hAnsi="Times New Roman"/>
+          <w:sz w:val="20"/>
+        </w:rPr>
+        <w:t>A Value</w:t>
+      </w:r>
+      <w:proofErr w:type="gramEnd"/>
+      <w:r>
+        <w:rPr>
+          <w:rFonts w:ascii="Times New Roman" w:hAnsi="Times New Roman"/>
+          <w:sz w:val="20"/>
+        </w:rPr>
+        <w:t xml:space="preserve"> for n-Person Games. In: Kuhn HW, Tucker AW (eds), Contributions to the Theory of Games II. Princeton University Press, 1953: 307-317.</w:t>
       </w:r>
     </w:p>
     <w:p>
@@ -5781,7 +6656,23 @@
           <w:rFonts w:ascii="Times New Roman" w:hAnsi="Times New Roman"/>
           <w:sz w:val="20"/>
         </w:rPr>
-        <w:t>[15] Yu CS et al. iDNA-Prot|dis: identifying DNA-binding proteins by incorporating amino acid distance-pairs and reduced alphabet profile. PLoS ONE, 2014, 9(9): e106762.</w:t>
+        <w:t>[15] Yu CS et al. iDNA-Prot|</w:t>
+      </w:r>
+      <w:proofErr w:type="gramStart"/>
+      <w:r>
+        <w:rPr>
+          <w:rFonts w:ascii="Times New Roman" w:hAnsi="Times New Roman"/>
+          <w:sz w:val="20"/>
+        </w:rPr>
+        <w:t>dis:</w:t>
+      </w:r>
+      <w:proofErr w:type="gramEnd"/>
+      <w:r>
+        <w:rPr>
+          <w:rFonts w:ascii="Times New Roman" w:hAnsi="Times New Roman"/>
+          <w:sz w:val="20"/>
+        </w:rPr>
+        <w:t xml:space="preserve"> identifying DNA-binding proteins by incorporating amino acid distance-pairs and reduced alphabet profile. PLoS ONE, 2014, 9(9): e106762.</w:t>
       </w:r>
     </w:p>
     <w:p>
@@ -6052,7 +6943,23 @@
           <w:rFonts w:ascii="Times New Roman" w:hAnsi="Times New Roman"/>
           <w:sz w:val="20"/>
         </w:rPr>
-        <w:t>[33] Chacinska A et al. Importing mitochondrial proteins: machineries and mechanisms. Cell, 2009, 138(4): 628-644.</w:t>
+        <w:t xml:space="preserve">[33] Chacinska A et al. Importing mitochondrial proteins: </w:t>
+      </w:r>
+      <w:proofErr w:type="gramStart"/>
+      <w:r>
+        <w:rPr>
+          <w:rFonts w:ascii="Times New Roman" w:hAnsi="Times New Roman"/>
+          <w:sz w:val="20"/>
+        </w:rPr>
+        <w:t>machineries</w:t>
+      </w:r>
+      <w:proofErr w:type="gramEnd"/>
+      <w:r>
+        <w:rPr>
+          <w:rFonts w:ascii="Times New Roman" w:hAnsi="Times New Roman"/>
+          <w:sz w:val="20"/>
+        </w:rPr>
+        <w:t xml:space="preserve"> and mechanisms. Cell, 2009, 138(4): 628-644.</w:t>
       </w:r>
     </w:p>
     <w:p>
@@ -6233,7 +7140,23 @@
           <w:rFonts w:ascii="Times New Roman" w:hAnsi="Times New Roman"/>
           <w:sz w:val="20"/>
         </w:rPr>
-        <w:t>[45] Angermueller C et al. Deep learning for computational biology. Mol Syst Biol, 2016, 12(7): 878.</w:t>
+        <w:t xml:space="preserve">[45] Angermueller C et al. Deep </w:t>
+      </w:r>
+      <w:proofErr w:type="gramStart"/>
+      <w:r>
+        <w:rPr>
+          <w:rFonts w:ascii="Times New Roman" w:hAnsi="Times New Roman"/>
+          <w:sz w:val="20"/>
+        </w:rPr>
+        <w:t>learning for</w:t>
+      </w:r>
+      <w:proofErr w:type="gramEnd"/>
+      <w:r>
+        <w:rPr>
+          <w:rFonts w:ascii="Times New Roman" w:hAnsi="Times New Roman"/>
+          <w:sz w:val="20"/>
+        </w:rPr>
+        <w:t xml:space="preserve"> computational biology. Mol Syst Biol, 2016, 12(7): 878.</w:t>
       </w:r>
     </w:p>
     <w:p>
@@ -6278,7 +7201,23 @@
           <w:rFonts w:ascii="Times New Roman" w:hAnsi="Times New Roman"/>
           <w:sz w:val="20"/>
         </w:rPr>
-        <w:t>[48] Chou KC. Impacts of bioinformatics to medicinal chemistry. Med Chem, 2015, 11(3): 218-234.</w:t>
+        <w:t xml:space="preserve">[48] Chou KC. Impacts of bioinformatics </w:t>
+      </w:r>
+      <w:proofErr w:type="gramStart"/>
+      <w:r>
+        <w:rPr>
+          <w:rFonts w:ascii="Times New Roman" w:hAnsi="Times New Roman"/>
+          <w:sz w:val="20"/>
+        </w:rPr>
+        <w:t>to</w:t>
+      </w:r>
+      <w:proofErr w:type="gramEnd"/>
+      <w:r>
+        <w:rPr>
+          <w:rFonts w:ascii="Times New Roman" w:hAnsi="Times New Roman"/>
+          <w:sz w:val="20"/>
+        </w:rPr>
+        <w:t xml:space="preserve"> medicinal chemistry. Med Chem, 2015, 11(3): 218-234.</w:t>
       </w:r>
     </w:p>
     <w:sectPr>
